--- a/data/raw/mevzuat/1.5.2709.docx
+++ b/data/raw/mevzuat/1.5.2709.docx
@@ -1,488 +1,7 @@
 
 <file path=word/document.xml><?xml version="1.0" encoding="utf-8"?>
-<w:document xmlns:wpc="http://schemas.microsoft.com/office/word/2010/wordprocessingCanvas" xmlns:cx="http://schemas.microsoft.com/office/drawing/2014/chartex" xmlns:cx1="http://schemas.microsoft.com/office/drawing/2015/9/8/chartex" xmlns:cx2="http://schemas.microsoft.com/office/drawing/2015/10/21/chartex" xmlns:cx3="http://schemas.microsoft.com/office/drawing/2016/5/9/chartex" xmlns:cx4="http://schemas.microsoft.com/office/drawing/2016/5/10/chartex" xmlns:cx5="http://schemas.microsoft.com/office/drawing/2016/5/11/chartex" xmlns:cx6="http://schemas.microsoft.com/office/drawing/2016/5/12/chartex" xmlns:cx7="http://schemas.microsoft.com/office/drawing/2016/5/13/chartex" xmlns:cx8="http://schemas.microsoft.com/office/drawing/2016/5/14/chartex" xmlns:mc="http://schemas.openxmlformats.org/markup-compatibility/2006" xmlns:aink="http://schemas.microsoft.com/office/drawing/2016/ink" xmlns:am3d="http://schemas.microsoft.com/office/drawing/2017/model3d" xmlns:o="urn:schemas-microsoft-com:office:office" xmlns:oel="http://schemas.microsoft.com/office/2019/extlst" xmlns:r="http://schemas.openxmlformats.org/officeDocument/2006/relationships" xmlns:m="http://schemas.openxmlformats.org/officeDocument/2006/math" xmlns:v="urn:schemas-microsoft-com:vml" xmlns:wp14="http://schemas.microsoft.com/office/word/2010/wordprocessingDrawing" xmlns:wp="http://schemas.openxmlformats.org/drawingml/2006/wordprocessingDrawing" xmlns:w10="urn:schemas-microsoft-com:office:word" xmlns:w="http://schemas.openxmlformats.org/wordprocessingml/2006/main" xmlns:w14="http://schemas.microsoft.com/office/word/2010/wordml" xmlns:w15="http://schemas.microsoft.com/office/word/2012/wordml" xmlns:w16cex="http://schemas.microsoft.com/office/word/2018/wordml/cex" xmlns:w16cid="http://schemas.microsoft.com/office/word/2016/wordml/cid" xmlns:w16="http://schemas.microsoft.com/office/word/2018/wordml" xmlns:w16du="http://schemas.microsoft.com/office/word/2023/wordml/word16du" xmlns:w16sdtdh="http://schemas.microsoft.com/office/word/2020/wordml/sdtdatahash" xmlns:w16sdtfl="http://schemas.microsoft.com/office/word/2024/wordml/sdtformatlock" xmlns:w16se="http://schemas.microsoft.com/office/word/2015/wordml/symex" xmlns:wpg="http://schemas.microsoft.com/office/word/2010/wordprocessingGroup" xmlns:wpi="http://schemas.microsoft.com/office/word/2010/wordprocessingInk" xmlns:wne="http://schemas.microsoft.com/office/word/2006/wordml" xmlns:wps="http://schemas.microsoft.com/office/word/2010/wordprocessingShape" mc:Ignorable="w14 w15 w16se w16cid w16 w16cex w16sdtdh w16sdtfl w16du wp14">
+<w:document xmlns:wpc="http://schemas.microsoft.com/office/word/2010/wordprocessingCanvas" xmlns:cx="http://schemas.microsoft.com/office/drawing/2014/chartex" xmlns:cx1="http://schemas.microsoft.com/office/drawing/2015/9/8/chartex" xmlns:cx2="http://schemas.microsoft.com/office/drawing/2015/10/21/chartex" xmlns:cx3="http://schemas.microsoft.com/office/drawing/2016/5/9/chartex" xmlns:cx4="http://schemas.microsoft.com/office/drawing/2016/5/10/chartex" xmlns:cx5="http://schemas.microsoft.com/office/drawing/2016/5/11/chartex" xmlns:cx6="http://schemas.microsoft.com/office/drawing/2016/5/12/chartex" xmlns:cx7="http://schemas.microsoft.com/office/drawing/2016/5/13/chartex" xmlns:cx8="http://schemas.microsoft.com/office/drawing/2016/5/14/chartex" xmlns:mc="http://schemas.openxmlformats.org/markup-compatibility/2006" xmlns:aink="http://schemas.microsoft.com/office/drawing/2016/ink" xmlns:am3d="http://schemas.microsoft.com/office/drawing/2017/model3d" xmlns:o="urn:schemas-microsoft-com:office:office" xmlns:oel="http://schemas.microsoft.com/office/2019/extlst" xmlns:r="http://schemas.openxmlformats.org/officeDocument/2006/relationships" xmlns:m="http://schemas.openxmlformats.org/officeDocument/2006/math" xmlns:v="urn:schemas-microsoft-com:vml" xmlns:wp14="http://schemas.microsoft.com/office/word/2010/wordprocessingDrawing" xmlns:wp="http://schemas.openxmlformats.org/drawingml/2006/wordprocessingDrawing" xmlns:w10="urn:schemas-microsoft-com:office:word" xmlns:w="http://schemas.openxmlformats.org/wordprocessingml/2006/main" xmlns:w14="http://schemas.microsoft.com/office/word/2010/wordml" xmlns:w15="http://schemas.microsoft.com/office/word/2012/wordml" xmlns:w16cex="http://schemas.microsoft.com/office/word/2018/wordml/cex" xmlns:w16cid="http://schemas.microsoft.com/office/word/2016/wordml/cid" xmlns:w16="http://schemas.microsoft.com/office/word/2018/wordml" xmlns:w16sdtdh="http://schemas.microsoft.com/office/word/2020/wordml/sdtdatahash" xmlns:w16se="http://schemas.microsoft.com/office/word/2015/wordml/symex" xmlns:wpg="http://schemas.microsoft.com/office/word/2010/wordprocessingGroup" xmlns:wpi="http://schemas.microsoft.com/office/word/2010/wordprocessingInk" xmlns:wne="http://schemas.microsoft.com/office/word/2006/wordml" xmlns:wps="http://schemas.microsoft.com/office/word/2010/wordprocessingShape" mc:Ignorable="w14 w15 w16se w16cid w16 w16cex w16sdtdh wp14">
   <w:body>
-    <w:tbl>
-      <w:tblPr>
-        <w:tblW w:w="0" w:type="auto"/>
-        <w:jc w:val="center"/>
-        <w:tblBorders>
-          <w:top w:val="single" w:sz="12" w:space="0" w:color="A69530"/>
-          <w:left w:val="single" w:sz="12" w:space="0" w:color="A69530"/>
-          <w:bottom w:val="single" w:sz="12" w:space="0" w:color="A69530"/>
-          <w:right w:val="single" w:sz="12" w:space="0" w:color="A69530"/>
-          <w:insideH w:val="single" w:sz="12" w:space="0" w:color="A69530"/>
-          <w:insideV w:val="single" w:sz="12" w:space="0" w:color="A69530"/>
-        </w:tblBorders>
-        <w:tblLook w:val="04A0" w:firstRow="1" w:lastRow="0" w:firstColumn="1" w:lastColumn="0" w:noHBand="0" w:noVBand="1"/>
-      </w:tblPr>
-      <w:tblGrid>
-        <w:gridCol w:w="9987"/>
-      </w:tblGrid>
-      <w:tr>
-        <w:trPr>
-          <w:jc w:val="center"/>
-        </w:trPr>
-        <w:tc>
-          <w:tcPr>
-            <w:tcW w:w="9987" w:type="dxa"/>
-          </w:tcPr>
-          <w:p>
-            <w:pPr>
-              <w:keepNext/>
-              <w:tabs>
-                <w:tab w:val="left" w:pos="6237"/>
-              </w:tabs>
-              <w:spacing w:after="0" w:line="307" w:lineRule="auto"/>
-              <w:jc w:val="center"/>
-              <w:rPr>
-                <w:rFonts w:ascii="Times New Roman" w:eastAsia="Times New Roman" w:hAnsi="Times New Roman"/>
-                <w:b/>
-                <w:bCs/>
-                <w:sz w:val="24"/>
-                <w:szCs w:val="24"/>
-                <w:lang w:eastAsia="tr-TR"/>
-              </w:rPr>
-            </w:pPr>
-          </w:p>
-          <w:p>
-            <w:pPr>
-              <w:keepNext/>
-              <w:spacing w:after="0" w:line="307" w:lineRule="auto"/>
-              <w:jc w:val="center"/>
-              <w:rPr>
-                <w:rFonts w:ascii="Times New Roman" w:eastAsia="Times New Roman" w:hAnsi="Times New Roman"/>
-                <w:sz w:val="24"/>
-                <w:szCs w:val="24"/>
-                <w:lang w:eastAsia="tr-TR"/>
-              </w:rPr>
-            </w:pPr>
-            <w:r>
-              <w:rPr>
-                <w:rFonts w:ascii="Times New Roman" w:eastAsia="Times New Roman" w:hAnsi="Times New Roman"/>
-                <w:b/>
-                <w:sz w:val="24"/>
-                <w:szCs w:val="24"/>
-                <w:lang w:eastAsia="tr-TR"/>
-              </w:rPr>
-              <w:t xml:space="preserve">TÜRKİYE CUMHURİYETİ ANAYASASI </w:t>
-            </w:r>
-            <w:r>
-              <w:rPr>
-                <w:rStyle w:val="DipnotBavurusu"/>
-                <w:rFonts w:ascii="Times New Roman" w:eastAsia="Times New Roman" w:hAnsi="Times New Roman"/>
-                <w:sz w:val="24"/>
-                <w:szCs w:val="24"/>
-                <w:lang w:eastAsia="tr-TR"/>
-              </w:rPr>
-              <w:footnoteReference w:id="1"/>
-            </w:r>
-            <w:r>
-              <w:rPr>
-                <w:rFonts w:ascii="Times New Roman" w:eastAsia="Times New Roman" w:hAnsi="Times New Roman"/>
-                <w:sz w:val="24"/>
-                <w:szCs w:val="24"/>
-                <w:lang w:eastAsia="tr-TR"/>
-              </w:rPr>
-              <w:t xml:space="preserve"> </w:t>
-            </w:r>
-            <w:r>
-              <w:rPr>
-                <w:rStyle w:val="DipnotBavurusu"/>
-                <w:rFonts w:ascii="Times New Roman" w:eastAsia="Times New Roman" w:hAnsi="Times New Roman"/>
-                <w:sz w:val="24"/>
-                <w:szCs w:val="24"/>
-                <w:lang w:eastAsia="tr-TR"/>
-              </w:rPr>
-              <w:footnoteReference w:id="2"/>
-            </w:r>
-            <w:r>
-              <w:rPr>
-                <w:rFonts w:ascii="Times New Roman" w:eastAsia="Times New Roman" w:hAnsi="Times New Roman"/>
-                <w:sz w:val="24"/>
-                <w:szCs w:val="24"/>
-                <w:lang w:eastAsia="tr-TR"/>
-              </w:rPr>
-              <w:t xml:space="preserve"> </w:t>
-            </w:r>
-            <w:r>
-              <w:rPr>
-                <w:rStyle w:val="DipnotBavurusu"/>
-                <w:rFonts w:ascii="Times New Roman" w:eastAsia="Times New Roman" w:hAnsi="Times New Roman"/>
-                <w:sz w:val="24"/>
-                <w:szCs w:val="24"/>
-                <w:lang w:eastAsia="tr-TR"/>
-              </w:rPr>
-              <w:footnoteReference w:id="3"/>
-            </w:r>
-            <w:r>
-              <w:rPr>
-                <w:rFonts w:ascii="Times New Roman" w:eastAsia="Times New Roman" w:hAnsi="Times New Roman"/>
-                <w:sz w:val="24"/>
-                <w:szCs w:val="24"/>
-                <w:lang w:eastAsia="tr-TR"/>
-              </w:rPr>
-              <w:t xml:space="preserve"> </w:t>
-            </w:r>
-            <w:r>
-              <w:rPr>
-                <w:rStyle w:val="DipnotBavurusu"/>
-                <w:rFonts w:ascii="Times New Roman" w:eastAsia="Times New Roman" w:hAnsi="Times New Roman"/>
-                <w:sz w:val="24"/>
-                <w:szCs w:val="24"/>
-                <w:lang w:eastAsia="tr-TR"/>
-              </w:rPr>
-              <w:footnoteReference w:id="4"/>
-            </w:r>
-          </w:p>
-          <w:p>
-            <w:pPr>
-              <w:keepNext/>
-              <w:spacing w:after="0" w:line="307" w:lineRule="auto"/>
-              <w:jc w:val="center"/>
-              <w:rPr>
-                <w:rFonts w:ascii="Times New Roman" w:eastAsia="Times New Roman" w:hAnsi="Times New Roman"/>
-                <w:b/>
-                <w:sz w:val="24"/>
-                <w:szCs w:val="24"/>
-                <w:vertAlign w:val="superscript"/>
-                <w:lang w:eastAsia="tr-TR"/>
-              </w:rPr>
-            </w:pPr>
-          </w:p>
-        </w:tc>
-      </w:tr>
-      <w:tr>
-        <w:trPr>
-          <w:jc w:val="center"/>
-        </w:trPr>
-        <w:tc>
-          <w:tcPr>
-            <w:tcW w:w="9987" w:type="dxa"/>
-          </w:tcPr>
-          <w:p>
-            <w:pPr>
-              <w:keepNext/>
-              <w:tabs>
-                <w:tab w:val="left" w:pos="3081"/>
-                <w:tab w:val="left" w:pos="5491"/>
-              </w:tabs>
-              <w:spacing w:after="0" w:line="307" w:lineRule="auto"/>
-              <w:rPr>
-                <w:rFonts w:ascii="Times New Roman" w:eastAsia="Times New Roman" w:hAnsi="Times New Roman"/>
-                <w:b/>
-                <w:sz w:val="24"/>
-                <w:szCs w:val="24"/>
-                <w:lang w:eastAsia="tr-TR"/>
-              </w:rPr>
-            </w:pPr>
-            <w:r>
-              <w:rPr>
-                <w:rFonts w:ascii="Times New Roman" w:eastAsia="Times New Roman" w:hAnsi="Times New Roman"/>
-                <w:b/>
-                <w:sz w:val="24"/>
-                <w:szCs w:val="24"/>
-                <w:lang w:eastAsia="tr-TR"/>
-              </w:rPr>
-              <w:t>Kanun Numarası</w:t>
-            </w:r>
-            <w:r>
-              <w:rPr>
-                <w:rFonts w:ascii="Times New Roman" w:eastAsia="Times New Roman" w:hAnsi="Times New Roman"/>
-                <w:b/>
-                <w:sz w:val="24"/>
-                <w:szCs w:val="24"/>
-                <w:lang w:eastAsia="tr-TR"/>
-              </w:rPr>
-              <w:tab/>
-              <w:t>:</w:t>
-            </w:r>
-            <w:r>
-              <w:rPr>
-                <w:rFonts w:ascii="Times New Roman" w:eastAsia="Times New Roman" w:hAnsi="Times New Roman"/>
-                <w:sz w:val="24"/>
-                <w:szCs w:val="24"/>
-                <w:lang w:eastAsia="tr-TR"/>
-              </w:rPr>
-              <w:t xml:space="preserve"> 2709</w:t>
-            </w:r>
-          </w:p>
-          <w:p>
-            <w:pPr>
-              <w:keepNext/>
-              <w:tabs>
-                <w:tab w:val="left" w:pos="3081"/>
-                <w:tab w:val="left" w:pos="5491"/>
-              </w:tabs>
-              <w:spacing w:after="0" w:line="307" w:lineRule="auto"/>
-              <w:rPr>
-                <w:rFonts w:ascii="Times New Roman" w:eastAsia="Times New Roman" w:hAnsi="Times New Roman"/>
-                <w:b/>
-                <w:sz w:val="24"/>
-                <w:szCs w:val="24"/>
-                <w:lang w:eastAsia="tr-TR"/>
-              </w:rPr>
-            </w:pPr>
-            <w:r>
-              <w:rPr>
-                <w:rFonts w:ascii="Times New Roman" w:eastAsia="Times New Roman" w:hAnsi="Times New Roman"/>
-                <w:b/>
-                <w:sz w:val="24"/>
-                <w:szCs w:val="24"/>
-                <w:lang w:eastAsia="tr-TR"/>
-              </w:rPr>
-              <w:t>Kabul Tarihi</w:t>
-            </w:r>
-            <w:r>
-              <w:rPr>
-                <w:rFonts w:ascii="Times New Roman" w:eastAsia="Times New Roman" w:hAnsi="Times New Roman"/>
-                <w:b/>
-                <w:sz w:val="24"/>
-                <w:szCs w:val="24"/>
-                <w:lang w:eastAsia="tr-TR"/>
-              </w:rPr>
-              <w:tab/>
-              <w:t xml:space="preserve">: </w:t>
-            </w:r>
-            <w:r>
-              <w:rPr>
-                <w:rFonts w:ascii="Times New Roman" w:eastAsia="Times New Roman" w:hAnsi="Times New Roman"/>
-                <w:sz w:val="24"/>
-                <w:szCs w:val="24"/>
-                <w:lang w:eastAsia="tr-TR"/>
-              </w:rPr>
-              <w:t>18/10/1982</w:t>
-            </w:r>
-          </w:p>
-          <w:p>
-            <w:pPr>
-              <w:keepNext/>
-              <w:tabs>
-                <w:tab w:val="left" w:pos="3081"/>
-                <w:tab w:val="left" w:pos="5491"/>
-              </w:tabs>
-              <w:spacing w:after="0" w:line="307" w:lineRule="auto"/>
-              <w:rPr>
-                <w:rFonts w:ascii="Times New Roman" w:eastAsia="Times New Roman" w:hAnsi="Times New Roman"/>
-                <w:b/>
-                <w:sz w:val="24"/>
-                <w:szCs w:val="24"/>
-                <w:lang w:eastAsia="tr-TR"/>
-              </w:rPr>
-            </w:pPr>
-            <w:r>
-              <w:rPr>
-                <w:rFonts w:ascii="Times New Roman" w:eastAsia="Times New Roman" w:hAnsi="Times New Roman"/>
-                <w:b/>
-                <w:sz w:val="24"/>
-                <w:szCs w:val="24"/>
-                <w:lang w:eastAsia="tr-TR"/>
-              </w:rPr>
-              <w:t>Yayımlandığı Resmî Gazete</w:t>
-            </w:r>
-            <w:r>
-              <w:rPr>
-                <w:rFonts w:ascii="Times New Roman" w:eastAsia="Times New Roman" w:hAnsi="Times New Roman"/>
-                <w:b/>
-                <w:sz w:val="24"/>
-                <w:szCs w:val="24"/>
-                <w:lang w:eastAsia="tr-TR"/>
-              </w:rPr>
-              <w:tab/>
-              <w:t xml:space="preserve">: </w:t>
-            </w:r>
-            <w:r>
-              <w:rPr>
-                <w:rFonts w:ascii="Times New Roman" w:eastAsia="Times New Roman" w:hAnsi="Times New Roman"/>
-                <w:sz w:val="24"/>
-                <w:szCs w:val="24"/>
-                <w:lang w:eastAsia="tr-TR"/>
-              </w:rPr>
-              <w:t xml:space="preserve">Tarih </w:t>
-            </w:r>
-            <w:r>
-              <w:rPr>
-                <w:rFonts w:ascii="Times New Roman" w:eastAsia="Times New Roman" w:hAnsi="Times New Roman"/>
-                <w:sz w:val="24"/>
-                <w:szCs w:val="24"/>
-                <w:lang w:eastAsia="tr-TR"/>
-              </w:rPr>
-              <w:t xml:space="preserve"> </w:t>
-            </w:r>
-            <w:r>
-              <w:rPr>
-                <w:rFonts w:ascii="Times New Roman" w:eastAsia="Times New Roman" w:hAnsi="Times New Roman"/>
-                <w:sz w:val="24"/>
-                <w:szCs w:val="24"/>
-                <w:lang w:eastAsia="tr-TR"/>
-              </w:rPr>
-              <w:t>: 9/11/1982</w:t>
-            </w:r>
-            <w:r>
-              <w:rPr>
-                <w:rFonts w:ascii="Times New Roman" w:eastAsia="Times New Roman" w:hAnsi="Times New Roman"/>
-                <w:b/>
-                <w:sz w:val="24"/>
-                <w:szCs w:val="24"/>
-                <w:lang w:eastAsia="tr-TR"/>
-              </w:rPr>
-              <w:t xml:space="preserve"> </w:t>
-            </w:r>
-            <w:r>
-              <w:rPr>
-                <w:rFonts w:ascii="Times New Roman" w:eastAsia="Times New Roman" w:hAnsi="Times New Roman"/>
-                <w:b/>
-                <w:sz w:val="24"/>
-                <w:szCs w:val="24"/>
-                <w:lang w:eastAsia="tr-TR"/>
-              </w:rPr>
-              <w:tab/>
-            </w:r>
-            <w:r>
-              <w:rPr>
-                <w:rFonts w:ascii="Times New Roman" w:eastAsia="Times New Roman" w:hAnsi="Times New Roman"/>
-                <w:sz w:val="24"/>
-                <w:szCs w:val="24"/>
-                <w:lang w:eastAsia="tr-TR"/>
-              </w:rPr>
-              <w:t xml:space="preserve">Sayı </w:t>
-            </w:r>
-            <w:r>
-              <w:rPr>
-                <w:rFonts w:ascii="Times New Roman" w:eastAsia="Times New Roman" w:hAnsi="Times New Roman"/>
-                <w:sz w:val="24"/>
-                <w:szCs w:val="24"/>
-                <w:lang w:eastAsia="tr-TR"/>
-              </w:rPr>
-              <w:t xml:space="preserve">  </w:t>
-            </w:r>
-            <w:r>
-              <w:rPr>
-                <w:rFonts w:ascii="Times New Roman" w:eastAsia="Times New Roman" w:hAnsi="Times New Roman"/>
-                <w:sz w:val="24"/>
-                <w:szCs w:val="24"/>
-                <w:lang w:eastAsia="tr-TR"/>
-              </w:rPr>
-              <w:t>:</w:t>
-            </w:r>
-            <w:r>
-              <w:rPr>
-                <w:rFonts w:ascii="Times New Roman" w:eastAsia="Times New Roman" w:hAnsi="Times New Roman"/>
-                <w:b/>
-                <w:sz w:val="24"/>
-                <w:szCs w:val="24"/>
-                <w:lang w:eastAsia="tr-TR"/>
-              </w:rPr>
-              <w:t xml:space="preserve"> </w:t>
-            </w:r>
-            <w:r>
-              <w:rPr>
-                <w:rFonts w:ascii="Times New Roman" w:eastAsia="Times New Roman" w:hAnsi="Times New Roman"/>
-                <w:sz w:val="24"/>
-                <w:szCs w:val="24"/>
-                <w:lang w:eastAsia="tr-TR"/>
-              </w:rPr>
-              <w:t>17863 (Mükerrer)</w:t>
-            </w:r>
-            <w:r>
-              <w:rPr>
-                <w:rFonts w:ascii="Times New Roman" w:eastAsia="Times New Roman" w:hAnsi="Times New Roman"/>
-                <w:b/>
-                <w:sz w:val="24"/>
-                <w:szCs w:val="24"/>
-                <w:lang w:eastAsia="tr-TR"/>
-              </w:rPr>
-              <w:t xml:space="preserve"> </w:t>
-            </w:r>
-          </w:p>
-          <w:p>
-            <w:pPr>
-              <w:keepNext/>
-              <w:tabs>
-                <w:tab w:val="left" w:pos="3081"/>
-                <w:tab w:val="left" w:pos="5491"/>
-              </w:tabs>
-              <w:spacing w:after="0" w:line="307" w:lineRule="auto"/>
-              <w:rPr>
-                <w:rFonts w:ascii="Times New Roman" w:eastAsia="Times New Roman" w:hAnsi="Times New Roman"/>
-                <w:b/>
-                <w:sz w:val="24"/>
-                <w:szCs w:val="24"/>
-                <w:lang w:eastAsia="tr-TR"/>
-              </w:rPr>
-            </w:pPr>
-            <w:r>
-              <w:rPr>
-                <w:rFonts w:ascii="Times New Roman" w:eastAsia="Times New Roman" w:hAnsi="Times New Roman"/>
-                <w:b/>
-                <w:sz w:val="24"/>
-                <w:szCs w:val="24"/>
-                <w:lang w:eastAsia="tr-TR"/>
-              </w:rPr>
-              <w:t>Yayımlandığı Düstur</w:t>
-            </w:r>
-            <w:r>
-              <w:rPr>
-                <w:rFonts w:ascii="Times New Roman" w:eastAsia="Times New Roman" w:hAnsi="Times New Roman"/>
-                <w:b/>
-                <w:sz w:val="24"/>
-                <w:szCs w:val="24"/>
-                <w:lang w:eastAsia="tr-TR"/>
-              </w:rPr>
-              <w:tab/>
-              <w:t xml:space="preserve">: </w:t>
-            </w:r>
-            <w:r>
-              <w:rPr>
-                <w:rFonts w:ascii="Times New Roman" w:eastAsia="Times New Roman" w:hAnsi="Times New Roman"/>
-                <w:sz w:val="24"/>
-                <w:szCs w:val="24"/>
-                <w:lang w:eastAsia="tr-TR"/>
-              </w:rPr>
-              <w:t xml:space="preserve">Tertip : 5   Cilt : 22 </w:t>
-            </w:r>
-            <w:r>
-              <w:rPr>
-                <w:rFonts w:ascii="Times New Roman" w:eastAsia="Times New Roman" w:hAnsi="Times New Roman"/>
-                <w:b/>
-                <w:sz w:val="24"/>
-                <w:szCs w:val="24"/>
-                <w:lang w:eastAsia="tr-TR"/>
-              </w:rPr>
-              <w:tab/>
-            </w:r>
-            <w:r>
-              <w:rPr>
-                <w:rFonts w:ascii="Times New Roman" w:eastAsia="Times New Roman" w:hAnsi="Times New Roman"/>
-                <w:sz w:val="24"/>
-                <w:szCs w:val="24"/>
-                <w:lang w:eastAsia="tr-TR"/>
-              </w:rPr>
-              <w:t>Sayfa :</w:t>
-            </w:r>
-            <w:r>
-              <w:rPr>
-                <w:rFonts w:ascii="Times New Roman" w:eastAsia="Times New Roman" w:hAnsi="Times New Roman"/>
-                <w:b/>
-                <w:sz w:val="24"/>
-                <w:szCs w:val="24"/>
-                <w:lang w:eastAsia="tr-TR"/>
-              </w:rPr>
-              <w:t xml:space="preserve"> </w:t>
-            </w:r>
-            <w:r>
-              <w:rPr>
-                <w:rFonts w:ascii="Times New Roman" w:eastAsia="Times New Roman" w:hAnsi="Times New Roman"/>
-                <w:sz w:val="24"/>
-                <w:szCs w:val="24"/>
-                <w:lang w:eastAsia="tr-TR"/>
-              </w:rPr>
-              <w:t>3</w:t>
-            </w:r>
-          </w:p>
-        </w:tc>
-      </w:tr>
-    </w:tbl>
     <w:p>
       <w:pPr>
         <w:keepNext/>
@@ -530,7 +49,6 @@
       <w:pPr>
         <w:keepNext/>
         <w:spacing w:after="0" w:line="307" w:lineRule="auto"/>
-        <w:ind w:firstLine="709"/>
         <w:jc w:val="both"/>
         <w:rPr>
           <w:rFonts w:ascii="Times New Roman" w:eastAsia="Times New Roman" w:hAnsi="Times New Roman"/>
@@ -542,12 +60,188 @@
       <w:r>
         <w:rPr>
           <w:rFonts w:ascii="Times New Roman" w:eastAsia="Times New Roman" w:hAnsi="Times New Roman"/>
+          <w:b/>
+          <w:sz w:val="24"/>
+          <w:szCs w:val="24"/>
+          <w:lang w:eastAsia="tr-TR"/>
+        </w:rPr>
+        <w:t>Madde 48 – </w:t>
+      </w:r>
+      <w:r>
+        <w:rPr>
+          <w:rFonts w:ascii="Times New Roman" w:eastAsia="Times New Roman" w:hAnsi="Times New Roman"/>
+          <w:sz w:val="24"/>
+          <w:szCs w:val="24"/>
+          <w:lang w:eastAsia="tr-TR"/>
+        </w:rPr>
+        <w:t xml:space="preserve">Herkes, dilediği alanda çalışma ve sözleşme hürriyetlerine sahiptir. Özel teşebbüsler kurmak serbesttir. Devlet, özel teşebbüslerin milli ekonominin gereklerine ve sosyal amaçlara uygun yürümesini, güvenlik ve kararlılık içinde çalışmasını sağlayacak tedbirleri alır. </w:t>
+      </w:r>
+    </w:p>
+    <w:p>
+      <w:pPr>
+        <w:keepNext/>
+        <w:spacing w:after="0" w:line="307" w:lineRule="auto"/>
+        <w:jc w:val="both"/>
+        <w:rPr>
+          <w:rFonts w:ascii="Times New Roman" w:eastAsia="Times New Roman" w:hAnsi="Times New Roman"/>
           <w:i/>
           <w:sz w:val="24"/>
           <w:szCs w:val="24"/>
           <w:lang w:eastAsia="tr-TR"/>
         </w:rPr>
-        <w:t>IV. Çalışma ve sözleşme hürriyeti</w:t>
+      </w:pPr>
+    </w:p>
+    <w:p>
+      <w:pPr>
+        <w:keepNext/>
+        <w:spacing w:after="0" w:line="307" w:lineRule="auto"/>
+        <w:jc w:val="both"/>
+        <w:rPr>
+          <w:rFonts w:ascii="Times New Roman" w:eastAsia="Times New Roman" w:hAnsi="Times New Roman"/>
+          <w:sz w:val="24"/>
+          <w:szCs w:val="24"/>
+          <w:lang w:eastAsia="tr-TR"/>
+        </w:rPr>
+      </w:pPr>
+      <w:r>
+        <w:rPr>
+          <w:rFonts w:ascii="Times New Roman" w:eastAsia="Times New Roman" w:hAnsi="Times New Roman"/>
+          <w:b/>
+          <w:sz w:val="24"/>
+          <w:szCs w:val="24"/>
+          <w:lang w:eastAsia="tr-TR"/>
+        </w:rPr>
+        <w:t>Madde 49 – </w:t>
+      </w:r>
+      <w:r>
+        <w:rPr>
+          <w:rFonts w:ascii="Times New Roman" w:eastAsia="Times New Roman" w:hAnsi="Times New Roman"/>
+          <w:sz w:val="24"/>
+          <w:szCs w:val="24"/>
+          <w:lang w:eastAsia="tr-TR"/>
+        </w:rPr>
+        <w:t>Çalışma, herkesin hakkı ve ödevidir.</w:t>
+      </w:r>
+      <w:r>
+        <w:rPr>
+          <w:rFonts w:ascii="Times New Roman" w:eastAsia="Times New Roman" w:hAnsi="Times New Roman"/>
+          <w:sz w:val="24"/>
+          <w:szCs w:val="24"/>
+          <w:lang w:eastAsia="tr-TR"/>
+        </w:rPr>
+        <w:t xml:space="preserve"> </w:t>
+      </w:r>
+      <w:r>
+        <w:rPr>
+          <w:rFonts w:ascii="Times New Roman" w:eastAsia="Times New Roman" w:hAnsi="Times New Roman"/>
+          <w:sz w:val="24"/>
+          <w:szCs w:val="24"/>
+          <w:lang w:eastAsia="tr-TR"/>
+        </w:rPr>
+        <w:t>Devlet, çalışanların hayat seviyesini yükseltmek, çalışma hayatını geliştirmek için çalışanları ve işsizleri korumak, çalışmayı desteklemek, işsizliği önlemeye elverişli ekonomik bir ortam yaratmak ve çalışma barışını sağlamak için gerekli tedbirleri alır.</w:t>
+      </w:r>
+    </w:p>
+    <w:p>
+      <w:pPr>
+        <w:keepNext/>
+        <w:spacing w:after="0" w:line="307" w:lineRule="auto"/>
+        <w:jc w:val="both"/>
+        <w:rPr>
+          <w:rFonts w:ascii="Times New Roman" w:eastAsia="Times New Roman" w:hAnsi="Times New Roman"/>
+          <w:sz w:val="24"/>
+          <w:szCs w:val="24"/>
+          <w:lang w:eastAsia="tr-TR"/>
+        </w:rPr>
+      </w:pPr>
+    </w:p>
+    <w:p>
+      <w:pPr>
+        <w:keepNext/>
+        <w:spacing w:after="0" w:line="307" w:lineRule="auto"/>
+        <w:jc w:val="both"/>
+        <w:rPr>
+          <w:rFonts w:ascii="Times New Roman" w:eastAsia="Times New Roman" w:hAnsi="Times New Roman"/>
+          <w:sz w:val="24"/>
+          <w:szCs w:val="24"/>
+          <w:lang w:eastAsia="tr-TR"/>
+        </w:rPr>
+      </w:pPr>
+      <w:r>
+        <w:rPr>
+          <w:rFonts w:ascii="Times New Roman" w:eastAsia="Times New Roman" w:hAnsi="Times New Roman"/>
+          <w:b/>
+          <w:sz w:val="24"/>
+          <w:szCs w:val="24"/>
+          <w:lang w:eastAsia="tr-TR"/>
+        </w:rPr>
+        <w:t>Madde 50 – </w:t>
+      </w:r>
+      <w:r>
+        <w:rPr>
+          <w:rFonts w:ascii="Times New Roman" w:eastAsia="Times New Roman" w:hAnsi="Times New Roman"/>
+          <w:sz w:val="24"/>
+          <w:szCs w:val="24"/>
+          <w:lang w:eastAsia="tr-TR"/>
+        </w:rPr>
+        <w:t>Kimse, yaşına, cinsiyetine ve gücüne uymayan işlerde çalıştırılamaz.</w:t>
+      </w:r>
+      <w:r>
+        <w:rPr>
+          <w:rFonts w:ascii="Times New Roman" w:eastAsia="Times New Roman" w:hAnsi="Times New Roman"/>
+          <w:sz w:val="24"/>
+          <w:szCs w:val="24"/>
+          <w:lang w:eastAsia="tr-TR"/>
+        </w:rPr>
+        <w:t xml:space="preserve"> </w:t>
+      </w:r>
+      <w:r>
+        <w:rPr>
+          <w:rFonts w:ascii="Times New Roman" w:eastAsia="Times New Roman" w:hAnsi="Times New Roman"/>
+          <w:sz w:val="24"/>
+          <w:szCs w:val="24"/>
+          <w:lang w:eastAsia="tr-TR"/>
+        </w:rPr>
+        <w:t>Küçükler ve kadınlar ile bedeni ve ruhi yetersizliği olanlar çalışma şartları bakımından özel olarak korunurlar.</w:t>
+      </w:r>
+      <w:r>
+        <w:rPr>
+          <w:rFonts w:ascii="Times New Roman" w:eastAsia="Times New Roman" w:hAnsi="Times New Roman"/>
+          <w:sz w:val="24"/>
+          <w:szCs w:val="24"/>
+          <w:lang w:eastAsia="tr-TR"/>
+        </w:rPr>
+        <w:t xml:space="preserve"> </w:t>
+      </w:r>
+      <w:r>
+        <w:rPr>
+          <w:rFonts w:ascii="Times New Roman" w:eastAsia="Times New Roman" w:hAnsi="Times New Roman"/>
+          <w:sz w:val="24"/>
+          <w:szCs w:val="24"/>
+          <w:lang w:eastAsia="tr-TR"/>
+        </w:rPr>
+        <w:t xml:space="preserve">Dinlenmek, çalışanların </w:t>
+      </w:r>
+      <w:proofErr w:type="spellStart"/>
+      <w:proofErr w:type="gramStart"/>
+      <w:r>
+        <w:rPr>
+          <w:rFonts w:ascii="Times New Roman" w:eastAsia="Times New Roman" w:hAnsi="Times New Roman"/>
+          <w:sz w:val="24"/>
+          <w:szCs w:val="24"/>
+          <w:lang w:eastAsia="tr-TR"/>
+        </w:rPr>
+        <w:t>hakkıdır.Ücretli</w:t>
+      </w:r>
+      <w:proofErr w:type="spellEnd"/>
+      <w:proofErr w:type="gramEnd"/>
+      <w:r>
+        <w:rPr>
+          <w:rFonts w:ascii="Times New Roman" w:eastAsia="Times New Roman" w:hAnsi="Times New Roman"/>
+          <w:sz w:val="24"/>
+          <w:szCs w:val="24"/>
+          <w:lang w:eastAsia="tr-TR"/>
+        </w:rPr>
+        <w:t xml:space="preserve"> hafta ve bayram tatili ile ücretli yıllık izin hakları ve şartları kanunla düzenlenir.</w:t>
       </w:r>
     </w:p>
     <w:p>
@@ -558,30 +252,12 @@
         <w:jc w:val="both"/>
         <w:rPr>
           <w:rFonts w:ascii="Times New Roman" w:eastAsia="Times New Roman" w:hAnsi="Times New Roman"/>
-          <w:sz w:val="24"/>
-          <w:szCs w:val="24"/>
-          <w:lang w:eastAsia="tr-TR"/>
-        </w:rPr>
-      </w:pPr>
-      <w:r>
-        <w:rPr>
-          <w:rFonts w:ascii="Times New Roman" w:eastAsia="Times New Roman" w:hAnsi="Times New Roman"/>
-          <w:b/>
-          <w:sz w:val="24"/>
-          <w:szCs w:val="24"/>
-          <w:lang w:eastAsia="tr-TR"/>
-        </w:rPr>
-        <w:t>Madde 48 – </w:t>
-      </w:r>
-      <w:r>
-        <w:rPr>
-          <w:rFonts w:ascii="Times New Roman" w:eastAsia="Times New Roman" w:hAnsi="Times New Roman"/>
-          <w:sz w:val="24"/>
-          <w:szCs w:val="24"/>
-          <w:lang w:eastAsia="tr-TR"/>
-        </w:rPr>
-        <w:t xml:space="preserve">Herkes, dilediği alanda çalışma ve sözleşme hürriyetlerine sahiptir. Özel teşebbüsler kurmak serbesttir. </w:t>
-      </w:r>
+          <w:i/>
+          <w:sz w:val="24"/>
+          <w:szCs w:val="24"/>
+          <w:lang w:eastAsia="tr-TR"/>
+        </w:rPr>
+      </w:pPr>
     </w:p>
     <w:p>
       <w:pPr>
@@ -591,19 +267,196 @@
         <w:jc w:val="both"/>
         <w:rPr>
           <w:rFonts w:ascii="Times New Roman" w:eastAsia="Times New Roman" w:hAnsi="Times New Roman"/>
-          <w:sz w:val="24"/>
-          <w:szCs w:val="24"/>
-          <w:lang w:eastAsia="tr-TR"/>
-        </w:rPr>
-      </w:pPr>
-      <w:r>
-        <w:rPr>
-          <w:rFonts w:ascii="Times New Roman" w:eastAsia="Times New Roman" w:hAnsi="Times New Roman"/>
-          <w:sz w:val="24"/>
-          <w:szCs w:val="24"/>
-          <w:lang w:eastAsia="tr-TR"/>
-        </w:rPr>
-        <w:t xml:space="preserve">Devlet, özel teşebbüslerin milli ekonominin gereklerine ve sosyal amaçlara uygun yürümesini, güvenlik ve kararlılık içinde çalışmasını sağlayacak tedbirleri alır. </w:t>
+          <w:i/>
+          <w:sz w:val="24"/>
+          <w:szCs w:val="24"/>
+          <w:lang w:eastAsia="tr-TR"/>
+        </w:rPr>
+      </w:pPr>
+    </w:p>
+    <w:p>
+      <w:pPr>
+        <w:keepNext/>
+        <w:spacing w:after="0" w:line="307" w:lineRule="auto"/>
+        <w:jc w:val="both"/>
+        <w:rPr>
+          <w:rFonts w:ascii="Times New Roman" w:eastAsia="Times New Roman" w:hAnsi="Times New Roman"/>
+          <w:sz w:val="24"/>
+          <w:szCs w:val="24"/>
+          <w:lang w:eastAsia="tr-TR"/>
+        </w:rPr>
+      </w:pPr>
+      <w:r>
+        <w:rPr>
+          <w:rFonts w:ascii="Times New Roman" w:eastAsia="Times New Roman" w:hAnsi="Times New Roman"/>
+          <w:b/>
+          <w:sz w:val="24"/>
+          <w:szCs w:val="24"/>
+          <w:lang w:eastAsia="tr-TR"/>
+        </w:rPr>
+        <w:t>Madde 51 – </w:t>
+      </w:r>
+      <w:r>
+        <w:rPr>
+          <w:rFonts w:ascii="Times New Roman" w:eastAsia="Times New Roman" w:hAnsi="Times New Roman"/>
+          <w:sz w:val="24"/>
+          <w:szCs w:val="24"/>
+          <w:lang w:eastAsia="tr-TR"/>
+        </w:rPr>
+        <w:t>Çalışanlar ve işverenler, üyelerinin çalışma ilişkilerinde, ekonomik ve sosyal hak ve menfaatlerini korumak ve geliştirmek için önceden izin almaksızın sendikalar ve üst kuruluşlar kurma, bunlara serbestçe üye olma ve üyelikten serbestçe çekilme haklarına sahiptir. Hiç kimse bir sendikaya üye olmaya ya da üyelikten ayrılmaya zorlanamaz.</w:t>
+      </w:r>
+      <w:r>
+        <w:rPr>
+          <w:rFonts w:ascii="Times New Roman" w:eastAsia="Times New Roman" w:hAnsi="Times New Roman"/>
+          <w:sz w:val="24"/>
+          <w:szCs w:val="24"/>
+          <w:lang w:eastAsia="tr-TR"/>
+        </w:rPr>
+        <w:t xml:space="preserve"> </w:t>
+      </w:r>
+      <w:r>
+        <w:rPr>
+          <w:rFonts w:ascii="Times New Roman" w:eastAsia="Times New Roman" w:hAnsi="Times New Roman"/>
+          <w:sz w:val="24"/>
+          <w:szCs w:val="24"/>
+          <w:lang w:eastAsia="tr-TR"/>
+        </w:rPr>
+        <w:t>Sendika kurma hakkı ancak, millî güvenlik, kamu düzeni, suç işlenmesinin önlenmesi, genel sağlık ve genel ahlâk ile başkalarının hak ve özgürlüklerinin korunması sebepleriyle ve kanunla sınırlanabilir.</w:t>
+      </w:r>
+      <w:r>
+        <w:rPr>
+          <w:rFonts w:ascii="Times New Roman" w:eastAsia="Times New Roman" w:hAnsi="Times New Roman"/>
+          <w:sz w:val="24"/>
+          <w:szCs w:val="24"/>
+          <w:lang w:eastAsia="tr-TR"/>
+        </w:rPr>
+        <w:t xml:space="preserve"> </w:t>
+      </w:r>
+      <w:r>
+        <w:rPr>
+          <w:rFonts w:ascii="Times New Roman" w:eastAsia="Times New Roman" w:hAnsi="Times New Roman"/>
+          <w:sz w:val="24"/>
+          <w:szCs w:val="24"/>
+          <w:lang w:eastAsia="tr-TR"/>
+        </w:rPr>
+        <w:t>Sendika kurma hakkının kullanılmasında uygulanacak şekil, şart ve usuller kanunda gösterilir.</w:t>
+      </w:r>
+      <w:r>
+        <w:rPr>
+          <w:rFonts w:ascii="Times New Roman" w:eastAsia="Times New Roman" w:hAnsi="Times New Roman"/>
+          <w:sz w:val="24"/>
+          <w:szCs w:val="24"/>
+          <w:lang w:eastAsia="tr-TR"/>
+        </w:rPr>
+        <w:t xml:space="preserve"> </w:t>
+      </w:r>
+      <w:r>
+        <w:rPr>
+          <w:rFonts w:ascii="Times New Roman" w:eastAsia="Times New Roman" w:hAnsi="Times New Roman"/>
+          <w:sz w:val="24"/>
+          <w:szCs w:val="24"/>
+          <w:lang w:eastAsia="tr-TR"/>
+        </w:rPr>
+        <w:t>İşçi niteliği taşımayan kamu görevlilerinin bu alandaki haklarının kapsam, istisna ve sınırları gördükleri hizmetin niteliğine uygun olarak kanunla düzenlenir.</w:t>
+      </w:r>
+      <w:r>
+        <w:rPr>
+          <w:rFonts w:ascii="Times New Roman" w:eastAsia="Times New Roman" w:hAnsi="Times New Roman"/>
+          <w:sz w:val="24"/>
+          <w:szCs w:val="24"/>
+          <w:lang w:eastAsia="tr-TR"/>
+        </w:rPr>
+        <w:t xml:space="preserve"> </w:t>
+      </w:r>
+      <w:r>
+        <w:rPr>
+          <w:rFonts w:ascii="Times New Roman" w:eastAsia="Times New Roman" w:hAnsi="Times New Roman"/>
+          <w:sz w:val="24"/>
+          <w:szCs w:val="24"/>
+          <w:lang w:eastAsia="tr-TR"/>
+        </w:rPr>
+        <w:t>Sendika ve üst kuruluşlarının tüzükleri, yönetim ve işleyişleri, Cumhuriyetin temel niteliklerine ve demokrasi esaslarına aykırı olamaz.</w:t>
+      </w:r>
+    </w:p>
+    <w:p>
+      <w:pPr>
+        <w:keepNext/>
+        <w:spacing w:after="0" w:line="307" w:lineRule="auto"/>
+        <w:jc w:val="both"/>
+        <w:rPr>
+          <w:rFonts w:ascii="Times New Roman" w:eastAsia="Times New Roman" w:hAnsi="Times New Roman"/>
+          <w:sz w:val="24"/>
+          <w:szCs w:val="24"/>
+          <w:lang w:eastAsia="tr-TR"/>
+        </w:rPr>
+      </w:pPr>
+    </w:p>
+    <w:p>
+      <w:pPr>
+        <w:keepNext/>
+        <w:spacing w:after="0" w:line="307" w:lineRule="auto"/>
+        <w:jc w:val="both"/>
+        <w:rPr>
+          <w:rFonts w:ascii="Times New Roman" w:eastAsia="Times New Roman" w:hAnsi="Times New Roman"/>
+          <w:sz w:val="24"/>
+          <w:szCs w:val="24"/>
+          <w:lang w:eastAsia="tr-TR"/>
+        </w:rPr>
+      </w:pPr>
+      <w:r>
+        <w:rPr>
+          <w:rFonts w:ascii="Times New Roman" w:eastAsia="Times New Roman" w:hAnsi="Times New Roman"/>
+          <w:b/>
+          <w:sz w:val="24"/>
+          <w:szCs w:val="24"/>
+          <w:lang w:eastAsia="tr-TR"/>
+        </w:rPr>
+        <w:t>Madde 53 – </w:t>
+      </w:r>
+      <w:r>
+        <w:rPr>
+          <w:rFonts w:ascii="Times New Roman" w:eastAsia="Times New Roman" w:hAnsi="Times New Roman"/>
+          <w:sz w:val="24"/>
+          <w:szCs w:val="24"/>
+          <w:lang w:eastAsia="tr-TR"/>
+        </w:rPr>
+        <w:t>İşçiler ve işverenler, karşılıklı olarak ekonomik ve sosyal durumlarını ve çalışma şartlarını düzenlemek amacıyla toplu iş sözleşmesi yapma hakkına sahiptirler. Toplu iş sözleşmesinin nasıl yapılacağı kanunla düzenlenir.</w:t>
+      </w:r>
+      <w:r>
+        <w:rPr>
+          <w:rFonts w:ascii="Times New Roman" w:eastAsia="Times New Roman" w:hAnsi="Times New Roman"/>
+          <w:sz w:val="24"/>
+          <w:szCs w:val="24"/>
+          <w:lang w:eastAsia="tr-TR"/>
+        </w:rPr>
+        <w:t xml:space="preserve"> </w:t>
+      </w:r>
+      <w:r>
+        <w:rPr>
+          <w:rFonts w:ascii="Times New Roman" w:eastAsia="Times New Roman" w:hAnsi="Times New Roman"/>
+          <w:sz w:val="24"/>
+          <w:szCs w:val="24"/>
+          <w:lang w:eastAsia="tr-TR"/>
+        </w:rPr>
+        <w:t>Memurlar ve diğer kamu görevlileri, toplu sözleşme yapma hakkına sahiptirler. Toplu sözleşme yapılması sırasında uyuşmazlık çıkması halinde taraflar Kamu Görevlileri Hakem Kuruluna başvurabilir. Kamu Görevlileri Hakem Kurulu kararları kesindir ve toplu sözleşme hükmündedir.</w:t>
+      </w:r>
+      <w:r>
+        <w:rPr>
+          <w:rFonts w:ascii="Times New Roman" w:eastAsia="Times New Roman" w:hAnsi="Times New Roman"/>
+          <w:sz w:val="24"/>
+          <w:szCs w:val="24"/>
+          <w:lang w:eastAsia="tr-TR"/>
+        </w:rPr>
+        <w:t xml:space="preserve"> </w:t>
+      </w:r>
+      <w:r>
+        <w:rPr>
+          <w:rFonts w:ascii="Times New Roman" w:eastAsia="Times New Roman" w:hAnsi="Times New Roman"/>
+          <w:sz w:val="24"/>
+          <w:szCs w:val="24"/>
+          <w:lang w:eastAsia="tr-TR"/>
+        </w:rPr>
+        <w:t>Toplu sözleşme hakkının kapsamı, istisnaları, toplu sözleşmeden yararlanacaklar, toplu sözleşmenin yapılma şekli, usulü ve yürürlüğü, toplu sözleşme hükümlerinin emeklilere yansıtılması, Kamu Görevlileri Hakem Kurulunun teşkili, çalışma usul ve esasları ile diğer hususlar kanunla düzenlenir.</w:t>
       </w:r>
     </w:p>
     <w:p>
@@ -614,12 +467,174 @@
         <w:jc w:val="both"/>
         <w:rPr>
           <w:rFonts w:ascii="Times New Roman" w:eastAsia="Times New Roman" w:hAnsi="Times New Roman"/>
-          <w:i/>
-          <w:sz w:val="24"/>
-          <w:szCs w:val="24"/>
-          <w:lang w:eastAsia="tr-TR"/>
-        </w:rPr>
-      </w:pPr>
+          <w:sz w:val="24"/>
+          <w:szCs w:val="24"/>
+          <w:lang w:eastAsia="tr-TR"/>
+        </w:rPr>
+      </w:pPr>
+    </w:p>
+    <w:p>
+      <w:pPr>
+        <w:keepNext/>
+        <w:spacing w:after="0" w:line="307" w:lineRule="auto"/>
+        <w:jc w:val="both"/>
+        <w:rPr>
+          <w:rFonts w:ascii="Times New Roman" w:eastAsia="Times New Roman" w:hAnsi="Times New Roman"/>
+          <w:sz w:val="24"/>
+          <w:szCs w:val="24"/>
+          <w:lang w:eastAsia="tr-TR"/>
+        </w:rPr>
+      </w:pPr>
+      <w:r>
+        <w:rPr>
+          <w:rFonts w:ascii="Times New Roman" w:eastAsia="Times New Roman" w:hAnsi="Times New Roman"/>
+          <w:b/>
+          <w:sz w:val="24"/>
+          <w:szCs w:val="24"/>
+          <w:lang w:eastAsia="tr-TR"/>
+        </w:rPr>
+        <w:lastRenderedPageBreak/>
+        <w:t>Madde 54 – </w:t>
+      </w:r>
+      <w:r>
+        <w:rPr>
+          <w:rFonts w:ascii="Times New Roman" w:eastAsia="Times New Roman" w:hAnsi="Times New Roman"/>
+          <w:sz w:val="24"/>
+          <w:szCs w:val="24"/>
+          <w:lang w:eastAsia="tr-TR"/>
+        </w:rPr>
+        <w:t>Toplu iş sözleşmesinin yapılması sırasında, uyuşmazlık çıkması halinde işçiler grev hakkına sahiptirler.  Bu hakkın kullanılmasının ve işverenin lokavta başvurmasının usul ve şartları ile kapsam ve istisnaları kanunla düzenlenir.</w:t>
+      </w:r>
+      <w:r>
+        <w:rPr>
+          <w:rFonts w:ascii="Times New Roman" w:eastAsia="Times New Roman" w:hAnsi="Times New Roman"/>
+          <w:sz w:val="24"/>
+          <w:szCs w:val="24"/>
+          <w:lang w:eastAsia="tr-TR"/>
+        </w:rPr>
+        <w:t xml:space="preserve"> </w:t>
+      </w:r>
+      <w:r>
+        <w:rPr>
+          <w:rFonts w:ascii="Times New Roman" w:eastAsia="Times New Roman" w:hAnsi="Times New Roman"/>
+          <w:sz w:val="24"/>
+          <w:szCs w:val="24"/>
+          <w:lang w:eastAsia="tr-TR"/>
+        </w:rPr>
+        <w:t xml:space="preserve">Grev hakkı ve lokavt </w:t>
+      </w:r>
+      <w:proofErr w:type="spellStart"/>
+      <w:r>
+        <w:rPr>
+          <w:rFonts w:ascii="Times New Roman" w:eastAsia="Times New Roman" w:hAnsi="Times New Roman"/>
+          <w:sz w:val="24"/>
+          <w:szCs w:val="24"/>
+          <w:lang w:eastAsia="tr-TR"/>
+        </w:rPr>
+        <w:t>iyiniyet</w:t>
+      </w:r>
+      <w:proofErr w:type="spellEnd"/>
+      <w:r>
+        <w:rPr>
+          <w:rFonts w:ascii="Times New Roman" w:eastAsia="Times New Roman" w:hAnsi="Times New Roman"/>
+          <w:sz w:val="24"/>
+          <w:szCs w:val="24"/>
+          <w:lang w:eastAsia="tr-TR"/>
+        </w:rPr>
+        <w:t xml:space="preserve"> kurallarına aykırı tarzda, toplum zararına ve milli serveti tahrip edecek şekilde kullanılamaz.</w:t>
+      </w:r>
+      <w:r>
+        <w:rPr>
+          <w:rFonts w:ascii="Times New Roman" w:eastAsia="Times New Roman" w:hAnsi="Times New Roman"/>
+          <w:sz w:val="24"/>
+          <w:szCs w:val="24"/>
+          <w:lang w:eastAsia="tr-TR"/>
+        </w:rPr>
+        <w:t xml:space="preserve"> </w:t>
+      </w:r>
+      <w:r>
+        <w:rPr>
+          <w:rFonts w:ascii="Times New Roman" w:eastAsia="Times New Roman" w:hAnsi="Times New Roman"/>
+          <w:sz w:val="24"/>
+          <w:szCs w:val="24"/>
+          <w:lang w:eastAsia="tr-TR"/>
+        </w:rPr>
+        <w:t>Grev ve lokavtın yasaklanabileceği veya ertelenebileceği haller ve işyerleri kanunla düzenlenir.</w:t>
+      </w:r>
+      <w:r>
+        <w:rPr>
+          <w:rFonts w:ascii="Times New Roman" w:eastAsia="Times New Roman" w:hAnsi="Times New Roman"/>
+          <w:sz w:val="24"/>
+          <w:szCs w:val="24"/>
+          <w:lang w:eastAsia="tr-TR"/>
+        </w:rPr>
+        <w:t xml:space="preserve"> </w:t>
+      </w:r>
+      <w:r>
+        <w:rPr>
+          <w:rFonts w:ascii="Times New Roman" w:eastAsia="Times New Roman" w:hAnsi="Times New Roman"/>
+          <w:sz w:val="24"/>
+          <w:szCs w:val="24"/>
+          <w:lang w:eastAsia="tr-TR"/>
+        </w:rPr>
+        <w:t>Grev ve lokavtın yasaklandığı hallerde veya ertelendiği durumlarda ertelemenin sonunda, uyuşmazlık Yüksek Hakem Kurulunca çözülür. Uyuşmazlığın her safhasında taraflar da anlaşarak Yüksek Hakem Kuruluna başvurabilir. Yüksek Hakem Kurulunun kararları kesindir ve toplu iş sözleşmesi hükmündedir.</w:t>
+      </w:r>
+      <w:r>
+        <w:rPr>
+          <w:rFonts w:ascii="Times New Roman" w:eastAsia="Times New Roman" w:hAnsi="Times New Roman"/>
+          <w:sz w:val="24"/>
+          <w:szCs w:val="24"/>
+          <w:lang w:eastAsia="tr-TR"/>
+        </w:rPr>
+        <w:t xml:space="preserve"> </w:t>
+      </w:r>
+      <w:r>
+        <w:rPr>
+          <w:rFonts w:ascii="Times New Roman" w:eastAsia="Times New Roman" w:hAnsi="Times New Roman"/>
+          <w:sz w:val="24"/>
+          <w:szCs w:val="24"/>
+          <w:lang w:eastAsia="tr-TR"/>
+        </w:rPr>
+        <w:t>Yüksek hakem kurulunun kuruluş ve görevleri kanunla düzenlenir.</w:t>
+      </w:r>
+      <w:r>
+        <w:rPr>
+          <w:rFonts w:ascii="Times New Roman" w:eastAsia="Times New Roman" w:hAnsi="Times New Roman"/>
+          <w:sz w:val="24"/>
+          <w:szCs w:val="24"/>
+          <w:lang w:eastAsia="tr-TR"/>
+        </w:rPr>
+        <w:t xml:space="preserve"> </w:t>
+      </w:r>
+      <w:r>
+        <w:rPr>
+          <w:rFonts w:ascii="Times New Roman" w:eastAsia="Times New Roman" w:hAnsi="Times New Roman"/>
+          <w:sz w:val="24"/>
+          <w:szCs w:val="24"/>
+          <w:lang w:eastAsia="tr-TR"/>
+        </w:rPr>
+        <w:t xml:space="preserve">Greve katılmayanların işyerinde çalışmaları, greve katılanlar tarafından </w:t>
+      </w:r>
+      <w:proofErr w:type="gramStart"/>
+      <w:r>
+        <w:rPr>
+          <w:rFonts w:ascii="Times New Roman" w:eastAsia="Times New Roman" w:hAnsi="Times New Roman"/>
+          <w:sz w:val="24"/>
+          <w:szCs w:val="24"/>
+          <w:lang w:eastAsia="tr-TR"/>
+        </w:rPr>
+        <w:t>hiç bir</w:t>
+      </w:r>
+      <w:proofErr w:type="gramEnd"/>
+      <w:r>
+        <w:rPr>
+          <w:rFonts w:ascii="Times New Roman" w:eastAsia="Times New Roman" w:hAnsi="Times New Roman"/>
+          <w:sz w:val="24"/>
+          <w:szCs w:val="24"/>
+          <w:lang w:eastAsia="tr-TR"/>
+        </w:rPr>
+        <w:t xml:space="preserve"> şekilde engellenemez.</w:t>
+      </w:r>
     </w:p>
     <w:p>
       <w:pPr>
@@ -629,499 +644,11 @@
         <w:jc w:val="both"/>
         <w:rPr>
           <w:rFonts w:ascii="Times New Roman" w:eastAsia="Times New Roman" w:hAnsi="Times New Roman"/>
-          <w:i/>
-          <w:sz w:val="24"/>
-          <w:szCs w:val="24"/>
-          <w:lang w:eastAsia="tr-TR"/>
-        </w:rPr>
-      </w:pPr>
-      <w:r>
-        <w:rPr>
-          <w:rFonts w:ascii="Times New Roman" w:eastAsia="Times New Roman" w:hAnsi="Times New Roman"/>
-          <w:i/>
-          <w:sz w:val="24"/>
-          <w:szCs w:val="24"/>
-          <w:lang w:eastAsia="tr-TR"/>
-        </w:rPr>
-        <w:t>V.</w:t>
-      </w:r>
-      <w:r>
-        <w:rPr>
-          <w:rFonts w:ascii="Times New Roman" w:eastAsia="Times New Roman" w:hAnsi="Times New Roman"/>
-          <w:i/>
-          <w:sz w:val="24"/>
-          <w:szCs w:val="24"/>
-          <w:lang w:eastAsia="tr-TR"/>
-        </w:rPr>
-        <w:t xml:space="preserve"> </w:t>
-      </w:r>
-      <w:r>
-        <w:rPr>
-          <w:rFonts w:ascii="Times New Roman" w:eastAsia="Times New Roman" w:hAnsi="Times New Roman"/>
-          <w:i/>
-          <w:sz w:val="24"/>
-          <w:szCs w:val="24"/>
-          <w:lang w:eastAsia="tr-TR"/>
-        </w:rPr>
-        <w:t>Çalışma ile ilgili hükümler</w:t>
-      </w:r>
-    </w:p>
-    <w:p>
-      <w:pPr>
-        <w:keepNext/>
-        <w:spacing w:after="0" w:line="307" w:lineRule="auto"/>
-        <w:ind w:firstLine="709"/>
-        <w:jc w:val="both"/>
-        <w:rPr>
-          <w:rFonts w:ascii="Times New Roman" w:eastAsia="Times New Roman" w:hAnsi="Times New Roman"/>
-          <w:i/>
-          <w:sz w:val="24"/>
-          <w:szCs w:val="24"/>
-          <w:lang w:eastAsia="tr-TR"/>
-        </w:rPr>
-      </w:pPr>
-    </w:p>
-    <w:p>
-      <w:pPr>
-        <w:keepNext/>
-        <w:spacing w:after="0" w:line="307" w:lineRule="auto"/>
-        <w:ind w:firstLine="709"/>
-        <w:jc w:val="both"/>
-        <w:rPr>
-          <w:rFonts w:ascii="Times New Roman" w:eastAsia="Times New Roman" w:hAnsi="Times New Roman"/>
-          <w:sz w:val="24"/>
-          <w:szCs w:val="24"/>
-          <w:lang w:eastAsia="tr-TR"/>
-        </w:rPr>
-      </w:pPr>
-      <w:r>
-        <w:rPr>
-          <w:rFonts w:ascii="Times New Roman" w:eastAsia="Times New Roman" w:hAnsi="Times New Roman"/>
-          <w:i/>
-          <w:sz w:val="24"/>
-          <w:szCs w:val="24"/>
-          <w:lang w:eastAsia="tr-TR"/>
-        </w:rPr>
-        <w:t xml:space="preserve">A. </w:t>
-      </w:r>
-      <w:r>
-        <w:rPr>
-          <w:rFonts w:ascii="Times New Roman" w:eastAsia="Times New Roman" w:hAnsi="Times New Roman"/>
-          <w:i/>
-          <w:sz w:val="24"/>
-          <w:szCs w:val="24"/>
-          <w:lang w:eastAsia="tr-TR"/>
-        </w:rPr>
-        <w:t>Çalışma hakkı ve ödevi</w:t>
-      </w:r>
-    </w:p>
-    <w:p>
-      <w:pPr>
-        <w:keepNext/>
-        <w:spacing w:after="0" w:line="307" w:lineRule="auto"/>
-        <w:ind w:firstLine="709"/>
-        <w:jc w:val="both"/>
-        <w:rPr>
-          <w:rFonts w:ascii="Times New Roman" w:eastAsia="Times New Roman" w:hAnsi="Times New Roman"/>
-          <w:sz w:val="24"/>
-          <w:szCs w:val="24"/>
-          <w:lang w:eastAsia="tr-TR"/>
-        </w:rPr>
-      </w:pPr>
-      <w:r>
-        <w:rPr>
-          <w:rFonts w:ascii="Times New Roman" w:eastAsia="Times New Roman" w:hAnsi="Times New Roman"/>
-          <w:b/>
-          <w:sz w:val="24"/>
-          <w:szCs w:val="24"/>
-          <w:lang w:eastAsia="tr-TR"/>
-        </w:rPr>
-        <w:t>Madde 49 – </w:t>
-      </w:r>
-      <w:r>
-        <w:rPr>
-          <w:rFonts w:ascii="Times New Roman" w:eastAsia="Times New Roman" w:hAnsi="Times New Roman"/>
-          <w:sz w:val="24"/>
-          <w:szCs w:val="24"/>
-          <w:lang w:eastAsia="tr-TR"/>
-        </w:rPr>
-        <w:t>Çalışma, herkesin hakkı ve ödevidir.</w:t>
-      </w:r>
-    </w:p>
-    <w:p>
-      <w:pPr>
-        <w:keepNext/>
-        <w:spacing w:after="0" w:line="307" w:lineRule="auto"/>
-        <w:ind w:firstLine="709"/>
-        <w:jc w:val="both"/>
-        <w:rPr>
-          <w:rFonts w:ascii="Times New Roman" w:eastAsia="Times New Roman" w:hAnsi="Times New Roman"/>
-          <w:sz w:val="24"/>
-          <w:szCs w:val="24"/>
-          <w:lang w:eastAsia="tr-TR"/>
-        </w:rPr>
-      </w:pPr>
-      <w:r>
-        <w:rPr>
-          <w:rFonts w:ascii="Times New Roman" w:eastAsia="Times New Roman" w:hAnsi="Times New Roman"/>
-          <w:sz w:val="24"/>
-          <w:szCs w:val="24"/>
-          <w:lang w:eastAsia="tr-TR"/>
-        </w:rPr>
-        <w:t>Devlet, çalışanların hayat seviyesini yükseltmek, çalışma hayatını geliştirmek için çalışanları ve işsizleri korumak, çalışmayı desteklemek, işsizliği önlemeye elverişli ekonomik bir ortam yaratmak ve çalışma barışını sağlamak için gerekli tedbirleri alır.</w:t>
-      </w:r>
-    </w:p>
-    <w:p>
-      <w:pPr>
-        <w:keepNext/>
-        <w:spacing w:after="0" w:line="307" w:lineRule="auto"/>
-        <w:ind w:firstLine="709"/>
-        <w:jc w:val="both"/>
-        <w:rPr>
-          <w:rFonts w:ascii="Times New Roman" w:eastAsia="Times New Roman" w:hAnsi="Times New Roman"/>
-          <w:i/>
-          <w:sz w:val="24"/>
-          <w:szCs w:val="24"/>
-          <w:lang w:eastAsia="tr-TR"/>
-        </w:rPr>
-      </w:pPr>
-    </w:p>
-    <w:p>
-      <w:pPr>
-        <w:keepNext/>
-        <w:spacing w:after="0" w:line="307" w:lineRule="auto"/>
-        <w:ind w:firstLine="709"/>
-        <w:jc w:val="both"/>
-        <w:rPr>
-          <w:rFonts w:ascii="Times New Roman" w:eastAsia="Times New Roman" w:hAnsi="Times New Roman"/>
-          <w:sz w:val="24"/>
-          <w:szCs w:val="24"/>
-          <w:lang w:eastAsia="tr-TR"/>
-        </w:rPr>
-      </w:pPr>
-      <w:r>
-        <w:rPr>
-          <w:rFonts w:ascii="Times New Roman" w:eastAsia="Times New Roman" w:hAnsi="Times New Roman"/>
-          <w:i/>
-          <w:sz w:val="24"/>
-          <w:szCs w:val="24"/>
-          <w:lang w:eastAsia="tr-TR"/>
-        </w:rPr>
-        <w:t>B. Çalışma şartları ve dinlenme hakkı</w:t>
-      </w:r>
-    </w:p>
-    <w:p>
-      <w:pPr>
-        <w:keepNext/>
-        <w:spacing w:after="0" w:line="307" w:lineRule="auto"/>
-        <w:ind w:firstLine="709"/>
-        <w:jc w:val="both"/>
-        <w:rPr>
-          <w:rFonts w:ascii="Times New Roman" w:eastAsia="Times New Roman" w:hAnsi="Times New Roman"/>
-          <w:sz w:val="24"/>
-          <w:szCs w:val="24"/>
-          <w:lang w:eastAsia="tr-TR"/>
-        </w:rPr>
-      </w:pPr>
-      <w:r>
-        <w:rPr>
-          <w:rFonts w:ascii="Times New Roman" w:eastAsia="Times New Roman" w:hAnsi="Times New Roman"/>
-          <w:b/>
-          <w:sz w:val="24"/>
-          <w:szCs w:val="24"/>
-          <w:lang w:eastAsia="tr-TR"/>
-        </w:rPr>
-        <w:t>Madde 50 – </w:t>
-      </w:r>
-      <w:r>
-        <w:rPr>
-          <w:rFonts w:ascii="Times New Roman" w:eastAsia="Times New Roman" w:hAnsi="Times New Roman"/>
-          <w:sz w:val="24"/>
-          <w:szCs w:val="24"/>
-          <w:lang w:eastAsia="tr-TR"/>
-        </w:rPr>
-        <w:t>Kimse, yaşına, cinsiyetine ve gücüne uymayan işlerde çalıştırılamaz.</w:t>
-      </w:r>
-    </w:p>
-    <w:p>
-      <w:pPr>
-        <w:keepNext/>
-        <w:spacing w:after="0" w:line="307" w:lineRule="auto"/>
-        <w:ind w:firstLine="709"/>
-        <w:jc w:val="both"/>
-        <w:rPr>
-          <w:rFonts w:ascii="Times New Roman" w:eastAsia="Times New Roman" w:hAnsi="Times New Roman"/>
-          <w:sz w:val="24"/>
-          <w:szCs w:val="24"/>
-          <w:lang w:eastAsia="tr-TR"/>
-        </w:rPr>
-      </w:pPr>
-      <w:r>
-        <w:rPr>
-          <w:rFonts w:ascii="Times New Roman" w:eastAsia="Times New Roman" w:hAnsi="Times New Roman"/>
-          <w:sz w:val="24"/>
-          <w:szCs w:val="24"/>
-          <w:lang w:eastAsia="tr-TR"/>
-        </w:rPr>
-        <w:t>Küçükler ve kadınlar ile bedeni ve ruhi yetersizliği olanlar çalışma şartları bakımından özel olarak korunurlar.</w:t>
-      </w:r>
-    </w:p>
-    <w:p>
-      <w:pPr>
-        <w:keepNext/>
-        <w:spacing w:after="0" w:line="307" w:lineRule="auto"/>
-        <w:ind w:firstLine="709"/>
-        <w:jc w:val="both"/>
-        <w:rPr>
-          <w:rFonts w:ascii="Times New Roman" w:eastAsia="Times New Roman" w:hAnsi="Times New Roman"/>
-          <w:sz w:val="24"/>
-          <w:szCs w:val="24"/>
-          <w:lang w:eastAsia="tr-TR"/>
-        </w:rPr>
-      </w:pPr>
-      <w:r>
-        <w:rPr>
-          <w:rFonts w:ascii="Times New Roman" w:eastAsia="Times New Roman" w:hAnsi="Times New Roman"/>
-          <w:sz w:val="24"/>
-          <w:szCs w:val="24"/>
-          <w:lang w:eastAsia="tr-TR"/>
-        </w:rPr>
-        <w:t>Dinlenmek, çalışanların hakkıdır.</w:t>
-      </w:r>
-    </w:p>
-    <w:p>
-      <w:pPr>
-        <w:keepNext/>
-        <w:spacing w:after="0" w:line="307" w:lineRule="auto"/>
-        <w:ind w:firstLine="709"/>
-        <w:jc w:val="both"/>
-        <w:rPr>
-          <w:rFonts w:ascii="Times New Roman" w:eastAsia="Times New Roman" w:hAnsi="Times New Roman"/>
-          <w:sz w:val="24"/>
-          <w:szCs w:val="24"/>
-          <w:lang w:eastAsia="tr-TR"/>
-        </w:rPr>
-      </w:pPr>
-      <w:r>
-        <w:rPr>
-          <w:rFonts w:ascii="Times New Roman" w:eastAsia="Times New Roman" w:hAnsi="Times New Roman"/>
-          <w:sz w:val="24"/>
-          <w:szCs w:val="24"/>
-          <w:lang w:eastAsia="tr-TR"/>
-        </w:rPr>
-        <w:t>Ücretli hafta ve bayram tatili ile ücretli yıllık izin hakları ve şartları kanunla düzenlenir.</w:t>
-      </w:r>
-    </w:p>
-    <w:p>
-      <w:pPr>
-        <w:keepNext/>
-        <w:spacing w:after="0" w:line="307" w:lineRule="auto"/>
-        <w:ind w:firstLine="709"/>
-        <w:jc w:val="both"/>
-        <w:rPr>
-          <w:rFonts w:ascii="Times New Roman" w:eastAsia="Times New Roman" w:hAnsi="Times New Roman"/>
-          <w:i/>
-          <w:sz w:val="24"/>
-          <w:szCs w:val="24"/>
-          <w:lang w:eastAsia="tr-TR"/>
-        </w:rPr>
-      </w:pPr>
-    </w:p>
-    <w:p>
-      <w:pPr>
-        <w:keepNext/>
-        <w:spacing w:after="0" w:line="307" w:lineRule="auto"/>
-        <w:ind w:firstLine="709"/>
-        <w:jc w:val="both"/>
-        <w:rPr>
-          <w:rFonts w:ascii="Times New Roman" w:eastAsia="Times New Roman" w:hAnsi="Times New Roman"/>
-          <w:i/>
-          <w:sz w:val="24"/>
-          <w:szCs w:val="24"/>
-          <w:lang w:eastAsia="tr-TR"/>
-        </w:rPr>
-      </w:pPr>
-    </w:p>
-    <w:p>
-      <w:pPr>
-        <w:keepNext/>
-        <w:spacing w:after="0" w:line="307" w:lineRule="auto"/>
-        <w:ind w:firstLine="709"/>
-        <w:jc w:val="both"/>
-        <w:rPr>
-          <w:rFonts w:ascii="Times New Roman" w:eastAsia="Times New Roman" w:hAnsi="Times New Roman"/>
-          <w:i/>
-          <w:sz w:val="24"/>
-          <w:szCs w:val="24"/>
-          <w:lang w:eastAsia="tr-TR"/>
-        </w:rPr>
-      </w:pPr>
-    </w:p>
-    <w:p>
-      <w:pPr>
-        <w:keepNext/>
-        <w:spacing w:after="0" w:line="307" w:lineRule="auto"/>
-        <w:ind w:firstLine="709"/>
-        <w:jc w:val="both"/>
-        <w:rPr>
-          <w:rFonts w:ascii="Times New Roman" w:eastAsia="Times New Roman" w:hAnsi="Times New Roman"/>
-          <w:i/>
-          <w:sz w:val="24"/>
-          <w:szCs w:val="24"/>
-          <w:lang w:eastAsia="tr-TR"/>
-        </w:rPr>
-      </w:pPr>
-      <w:r>
-        <w:rPr>
-          <w:rFonts w:ascii="Times New Roman" w:eastAsia="Times New Roman" w:hAnsi="Times New Roman"/>
-          <w:i/>
-          <w:sz w:val="24"/>
-          <w:szCs w:val="24"/>
-          <w:lang w:eastAsia="tr-TR"/>
-        </w:rPr>
-        <w:t>C. Sendika kurma hakkı</w:t>
-      </w:r>
-    </w:p>
-    <w:p>
-      <w:pPr>
-        <w:keepNext/>
-        <w:spacing w:after="0" w:line="307" w:lineRule="auto"/>
-        <w:ind w:firstLine="709"/>
-        <w:jc w:val="both"/>
-        <w:rPr>
-          <w:rFonts w:ascii="Times New Roman" w:eastAsia="Times New Roman" w:hAnsi="Times New Roman"/>
-          <w:b/>
-          <w:sz w:val="24"/>
-          <w:szCs w:val="24"/>
-          <w:lang w:eastAsia="tr-TR"/>
-        </w:rPr>
-      </w:pPr>
-      <w:r>
-        <w:rPr>
-          <w:rFonts w:ascii="Times New Roman" w:eastAsia="Times New Roman" w:hAnsi="Times New Roman"/>
-          <w:b/>
-          <w:sz w:val="24"/>
-          <w:szCs w:val="24"/>
-          <w:lang w:eastAsia="tr-TR"/>
-        </w:rPr>
-        <w:t>Madde 51 – </w:t>
-      </w:r>
-    </w:p>
-    <w:p>
-      <w:pPr>
-        <w:keepNext/>
-        <w:spacing w:after="0" w:line="307" w:lineRule="auto"/>
-        <w:ind w:firstLine="709"/>
-        <w:jc w:val="both"/>
-        <w:rPr>
-          <w:rFonts w:ascii="Times New Roman" w:eastAsia="Times New Roman" w:hAnsi="Times New Roman"/>
-          <w:sz w:val="24"/>
-          <w:szCs w:val="24"/>
-          <w:lang w:eastAsia="tr-TR"/>
-        </w:rPr>
-      </w:pPr>
-      <w:r>
-        <w:rPr>
-          <w:rFonts w:ascii="Times New Roman" w:eastAsia="Times New Roman" w:hAnsi="Times New Roman"/>
-          <w:sz w:val="24"/>
-          <w:szCs w:val="24"/>
-          <w:lang w:eastAsia="tr-TR"/>
-        </w:rPr>
-        <w:lastRenderedPageBreak/>
-        <w:t>Çalışanlar ve işverenler, üyelerinin çalışma ilişkilerinde, ekonomik ve sosyal hak ve menfaatlerini korumak ve geliştirmek için önceden izin almaksızın sendikalar ve üst kuruluşlar kurma, bunlara serbestçe üye olma ve üyelikten serbestçe çekilme haklarına sahiptir. Hiç kimse bir sendikaya üye olmaya ya da üyelikten ayrılmaya zorlanamaz.</w:t>
-      </w:r>
-    </w:p>
-    <w:p>
-      <w:pPr>
-        <w:keepNext/>
-        <w:spacing w:after="0" w:line="307" w:lineRule="auto"/>
-        <w:ind w:firstLine="709"/>
-        <w:jc w:val="both"/>
-        <w:rPr>
-          <w:rFonts w:ascii="Times New Roman" w:eastAsia="Times New Roman" w:hAnsi="Times New Roman"/>
-          <w:sz w:val="24"/>
-          <w:szCs w:val="24"/>
-          <w:lang w:eastAsia="tr-TR"/>
-        </w:rPr>
-      </w:pPr>
-      <w:r>
-        <w:rPr>
-          <w:rFonts w:ascii="Times New Roman" w:eastAsia="Times New Roman" w:hAnsi="Times New Roman"/>
-          <w:sz w:val="24"/>
-          <w:szCs w:val="24"/>
-          <w:lang w:eastAsia="tr-TR"/>
-        </w:rPr>
-        <w:t>Sendika kurma hakkı ancak, millî güvenlik, kamu düzeni, suç işlenmesinin önlenmesi, genel sağlık ve genel ahlâk ile başkalarının hak ve özgürlüklerinin korunması sebepleriyle ve kanunla sınırlanabilir.</w:t>
-      </w:r>
-    </w:p>
-    <w:p>
-      <w:pPr>
-        <w:keepNext/>
-        <w:spacing w:after="0" w:line="307" w:lineRule="auto"/>
-        <w:ind w:firstLine="709"/>
-        <w:jc w:val="both"/>
-        <w:rPr>
-          <w:rFonts w:ascii="Times New Roman" w:eastAsia="Times New Roman" w:hAnsi="Times New Roman"/>
-          <w:sz w:val="24"/>
-          <w:szCs w:val="24"/>
-          <w:lang w:eastAsia="tr-TR"/>
-        </w:rPr>
-      </w:pPr>
-      <w:r>
-        <w:rPr>
-          <w:rFonts w:ascii="Times New Roman" w:eastAsia="Times New Roman" w:hAnsi="Times New Roman"/>
-          <w:sz w:val="24"/>
-          <w:szCs w:val="24"/>
-          <w:lang w:eastAsia="tr-TR"/>
-        </w:rPr>
-        <w:t>Sendika kurma hakkının kullanılmasında uygulanacak şekil, şart ve usuller kanunda gösterilir.</w:t>
-      </w:r>
-    </w:p>
-    <w:p>
-      <w:pPr>
-        <w:keepNext/>
-        <w:spacing w:after="0" w:line="307" w:lineRule="auto"/>
-        <w:ind w:firstLine="709"/>
-        <w:jc w:val="both"/>
-        <w:rPr>
-          <w:rFonts w:ascii="Times New Roman" w:eastAsia="Times New Roman" w:hAnsi="Times New Roman"/>
-          <w:sz w:val="24"/>
-          <w:szCs w:val="24"/>
-          <w:lang w:eastAsia="tr-TR"/>
-        </w:rPr>
-      </w:pPr>
-      <w:r>
-        <w:rPr>
-          <w:rFonts w:ascii="Times New Roman" w:eastAsia="Times New Roman" w:hAnsi="Times New Roman"/>
-          <w:sz w:val="24"/>
-          <w:szCs w:val="24"/>
-          <w:lang w:eastAsia="tr-TR"/>
-        </w:rPr>
-        <w:t>İşçi niteliği taşımayan kamu görevlilerinin bu alandaki haklarının kapsam, istisna ve sınırları gördükleri hizmetin niteliğine uygun olarak kanunla düzenlenir.</w:t>
-      </w:r>
-    </w:p>
-    <w:p>
-      <w:pPr>
-        <w:keepNext/>
-        <w:spacing w:after="0" w:line="307" w:lineRule="auto"/>
-        <w:ind w:firstLine="709"/>
-        <w:jc w:val="both"/>
-        <w:rPr>
-          <w:rFonts w:ascii="Times New Roman" w:eastAsia="Times New Roman" w:hAnsi="Times New Roman"/>
-          <w:sz w:val="24"/>
-          <w:szCs w:val="24"/>
-          <w:lang w:eastAsia="tr-TR"/>
-        </w:rPr>
-      </w:pPr>
-      <w:r>
-        <w:rPr>
-          <w:rFonts w:ascii="Times New Roman" w:eastAsia="Times New Roman" w:hAnsi="Times New Roman"/>
-          <w:sz w:val="24"/>
-          <w:szCs w:val="24"/>
-          <w:lang w:eastAsia="tr-TR"/>
-        </w:rPr>
-        <w:t>Sendika ve üst kuruluşlarının tüzükleri, yönetim ve işleyişleri, Cumhuriyetin temel niteliklerine ve demokrasi esaslarına aykırı olamaz.</w:t>
-      </w:r>
+          <w:sz w:val="24"/>
+          <w:szCs w:val="24"/>
+          <w:lang w:eastAsia="tr-TR"/>
+        </w:rPr>
+      </w:pPr>
     </w:p>
     <w:p>
       <w:pPr>
@@ -1135,489 +662,68 @@
           <w:lang w:eastAsia="tr-TR"/>
         </w:rPr>
       </w:pPr>
+      <w:r>
+        <w:rPr>
+          <w:rFonts w:ascii="Times New Roman" w:eastAsia="Times New Roman" w:hAnsi="Times New Roman"/>
+          <w:b/>
+          <w:sz w:val="24"/>
+          <w:szCs w:val="24"/>
+          <w:lang w:eastAsia="tr-TR"/>
+        </w:rPr>
+        <w:t>Madde 55 – </w:t>
+      </w:r>
+      <w:r>
+        <w:rPr>
+          <w:rFonts w:ascii="Times New Roman" w:eastAsia="Times New Roman" w:hAnsi="Times New Roman"/>
+          <w:sz w:val="24"/>
+          <w:szCs w:val="24"/>
+          <w:lang w:eastAsia="tr-TR"/>
+        </w:rPr>
+        <w:t>Ücret emeğin karşılığıdır. Devlet, çalışanların yaptıkları işe uygun adaletli bir ücret elde etmeleri ve diğer sosyal yardımlardan yararlanmaları için gerekli tedbirleri alır.</w:t>
+      </w:r>
+      <w:r>
+        <w:rPr>
+          <w:rFonts w:ascii="Times New Roman" w:eastAsia="Times New Roman" w:hAnsi="Times New Roman"/>
+          <w:sz w:val="24"/>
+          <w:szCs w:val="24"/>
+          <w:lang w:eastAsia="tr-TR"/>
+        </w:rPr>
+        <w:t xml:space="preserve"> </w:t>
+      </w:r>
+      <w:r>
+        <w:rPr>
+          <w:rFonts w:ascii="Times New Roman" w:eastAsia="Times New Roman" w:hAnsi="Times New Roman"/>
+          <w:sz w:val="24"/>
+          <w:szCs w:val="24"/>
+          <w:lang w:eastAsia="tr-TR"/>
+        </w:rPr>
+        <w:t xml:space="preserve">Asgarî ücretin tespitinde çalışanların geçim şartları ile ülkenin ekonomik durumu da </w:t>
+      </w:r>
+      <w:proofErr w:type="spellStart"/>
+      <w:r>
+        <w:rPr>
+          <w:rFonts w:ascii="Times New Roman" w:eastAsia="Times New Roman" w:hAnsi="Times New Roman"/>
+          <w:sz w:val="24"/>
+          <w:szCs w:val="24"/>
+          <w:lang w:eastAsia="tr-TR"/>
+        </w:rPr>
+        <w:t>gözönünde</w:t>
+      </w:r>
+      <w:proofErr w:type="spellEnd"/>
+      <w:r>
+        <w:rPr>
+          <w:rFonts w:ascii="Times New Roman" w:eastAsia="Times New Roman" w:hAnsi="Times New Roman"/>
+          <w:sz w:val="24"/>
+          <w:szCs w:val="24"/>
+          <w:lang w:eastAsia="tr-TR"/>
+        </w:rPr>
+        <w:t xml:space="preserve"> bulundurulur.</w:t>
+      </w:r>
     </w:p>
     <w:p>
       <w:pPr>
         <w:keepNext/>
         <w:spacing w:after="0" w:line="307" w:lineRule="auto"/>
-        <w:ind w:firstLine="709"/>
-        <w:jc w:val="both"/>
-        <w:rPr>
-          <w:rFonts w:ascii="Times New Roman" w:eastAsia="Times New Roman" w:hAnsi="Times New Roman"/>
-          <w:i/>
-          <w:sz w:val="24"/>
-          <w:szCs w:val="24"/>
-          <w:vertAlign w:val="superscript"/>
-          <w:lang w:eastAsia="tr-TR"/>
-        </w:rPr>
-      </w:pPr>
-      <w:r>
-        <w:rPr>
-          <w:rFonts w:ascii="Times New Roman" w:eastAsia="Times New Roman" w:hAnsi="Times New Roman"/>
-          <w:i/>
-          <w:sz w:val="24"/>
-          <w:szCs w:val="24"/>
-          <w:lang w:eastAsia="tr-TR"/>
-        </w:rPr>
-        <w:t xml:space="preserve">A. Toplu iş sözleşmesi ve toplu sözleşme hakkı </w:t>
-      </w:r>
-      <w:r>
-        <w:rPr>
-          <w:rStyle w:val="DipnotBavurusu"/>
-          <w:rFonts w:ascii="Times New Roman" w:eastAsia="Times New Roman" w:hAnsi="Times New Roman"/>
-          <w:i/>
-          <w:sz w:val="24"/>
-          <w:szCs w:val="24"/>
-          <w:lang w:eastAsia="tr-TR"/>
-        </w:rPr>
-        <w:footnoteReference w:id="5"/>
-      </w:r>
-    </w:p>
-    <w:p>
-      <w:pPr>
-        <w:keepNext/>
-        <w:spacing w:after="0" w:line="307" w:lineRule="auto"/>
-        <w:ind w:firstLine="709"/>
-        <w:jc w:val="both"/>
-        <w:rPr>
-          <w:rFonts w:ascii="Times New Roman" w:eastAsia="Times New Roman" w:hAnsi="Times New Roman"/>
-          <w:sz w:val="24"/>
-          <w:szCs w:val="24"/>
-          <w:lang w:eastAsia="tr-TR"/>
-        </w:rPr>
-      </w:pPr>
-      <w:r>
-        <w:rPr>
-          <w:rFonts w:ascii="Times New Roman" w:eastAsia="Times New Roman" w:hAnsi="Times New Roman"/>
-          <w:b/>
-          <w:sz w:val="24"/>
-          <w:szCs w:val="24"/>
-          <w:lang w:eastAsia="tr-TR"/>
-        </w:rPr>
-        <w:t>Madde 53 – </w:t>
-      </w:r>
-      <w:r>
-        <w:rPr>
-          <w:rFonts w:ascii="Times New Roman" w:eastAsia="Times New Roman" w:hAnsi="Times New Roman"/>
-          <w:sz w:val="24"/>
-          <w:szCs w:val="24"/>
-          <w:lang w:eastAsia="tr-TR"/>
-        </w:rPr>
-        <w:t xml:space="preserve">İşçiler ve işverenler, karşılıklı olarak ekonomik ve sosyal durumlarını ve çalışma şartlarını düzenlemek amacıyla toplu iş sözleşmesi yapma hakkına sahiptirler. </w:t>
-      </w:r>
-    </w:p>
-    <w:p>
-      <w:pPr>
-        <w:keepNext/>
-        <w:spacing w:after="0" w:line="307" w:lineRule="auto"/>
-        <w:ind w:firstLine="709"/>
-        <w:jc w:val="both"/>
-        <w:rPr>
-          <w:rFonts w:ascii="Times New Roman" w:eastAsia="Times New Roman" w:hAnsi="Times New Roman"/>
-          <w:sz w:val="24"/>
-          <w:szCs w:val="24"/>
-          <w:lang w:eastAsia="tr-TR"/>
-        </w:rPr>
-      </w:pPr>
-      <w:r>
-        <w:rPr>
-          <w:rFonts w:ascii="Times New Roman" w:eastAsia="Times New Roman" w:hAnsi="Times New Roman"/>
-          <w:sz w:val="24"/>
-          <w:szCs w:val="24"/>
-          <w:lang w:eastAsia="tr-TR"/>
-        </w:rPr>
-        <w:t>Toplu iş sözleşmesinin nasıl yapılacağı kanunla düzenlenir.</w:t>
-      </w:r>
-    </w:p>
-    <w:p>
-      <w:pPr>
-        <w:keepNext/>
-        <w:spacing w:after="0" w:line="307" w:lineRule="auto"/>
-        <w:ind w:firstLine="709"/>
-        <w:jc w:val="both"/>
-        <w:rPr>
-          <w:rFonts w:ascii="Times New Roman" w:eastAsia="Times New Roman" w:hAnsi="Times New Roman"/>
-          <w:sz w:val="24"/>
-          <w:szCs w:val="24"/>
-          <w:lang w:eastAsia="tr-TR"/>
-        </w:rPr>
-      </w:pPr>
-      <w:r>
-        <w:rPr>
-          <w:rFonts w:ascii="Times New Roman" w:eastAsia="Times New Roman" w:hAnsi="Times New Roman"/>
-          <w:sz w:val="24"/>
-          <w:szCs w:val="24"/>
-          <w:lang w:eastAsia="tr-TR"/>
-        </w:rPr>
-        <w:t xml:space="preserve">Memurlar ve diğer kamu görevlileri, toplu sözleşme yapma hakkına sahiptirler. </w:t>
-      </w:r>
-    </w:p>
-    <w:p>
-      <w:pPr>
-        <w:keepNext/>
-        <w:spacing w:after="0" w:line="307" w:lineRule="auto"/>
-        <w:ind w:firstLine="709"/>
-        <w:jc w:val="both"/>
-        <w:rPr>
-          <w:rFonts w:ascii="Times New Roman" w:eastAsia="Times New Roman" w:hAnsi="Times New Roman"/>
-          <w:sz w:val="24"/>
-          <w:szCs w:val="24"/>
-          <w:lang w:eastAsia="tr-TR"/>
-        </w:rPr>
-      </w:pPr>
-      <w:r>
-        <w:rPr>
-          <w:rFonts w:ascii="Times New Roman" w:eastAsia="Times New Roman" w:hAnsi="Times New Roman"/>
-          <w:sz w:val="24"/>
-          <w:szCs w:val="24"/>
-          <w:lang w:eastAsia="tr-TR"/>
-        </w:rPr>
-        <w:t>Toplu sözleşme yapılması sırasında uyuşmazlık çıkması halinde taraflar Kamu Görevlileri Hakem Kuruluna başvurabilir. Kamu Görevlileri Hakem Kurulu kararları kesindir ve toplu sözleşme hükmündedir.</w:t>
-      </w:r>
-    </w:p>
-    <w:p>
-      <w:pPr>
-        <w:keepNext/>
-        <w:spacing w:after="0" w:line="307" w:lineRule="auto"/>
-        <w:ind w:firstLine="709"/>
-        <w:jc w:val="both"/>
-        <w:rPr>
-          <w:rFonts w:ascii="Times New Roman" w:eastAsia="Times New Roman" w:hAnsi="Times New Roman"/>
-          <w:sz w:val="24"/>
-          <w:szCs w:val="24"/>
-          <w:lang w:eastAsia="tr-TR"/>
-        </w:rPr>
-      </w:pPr>
-      <w:r>
-        <w:rPr>
-          <w:rFonts w:ascii="Times New Roman" w:eastAsia="Times New Roman" w:hAnsi="Times New Roman"/>
-          <w:sz w:val="24"/>
-          <w:szCs w:val="24"/>
-          <w:lang w:eastAsia="tr-TR"/>
-        </w:rPr>
-        <w:t>Toplu sözleşme hakkının kapsamı, istisnaları, toplu sözleşmeden yararlanacaklar, toplu sözleşmenin yapılma şekli, usulü ve yürürlüğü, toplu sözleşme hükümlerinin emeklilere yansıtılması, Kamu Görevlileri Hakem Kurulunun teşkili, çalışma usul ve esasları ile diğer hususlar kanunla düzenlenir.</w:t>
-      </w:r>
-    </w:p>
-    <w:p>
-      <w:pPr>
-        <w:keepNext/>
-        <w:spacing w:after="0" w:line="307" w:lineRule="auto"/>
-        <w:ind w:firstLine="709"/>
-        <w:jc w:val="both"/>
-        <w:rPr>
-          <w:rFonts w:ascii="Times New Roman" w:eastAsia="Times New Roman" w:hAnsi="Times New Roman"/>
-          <w:sz w:val="24"/>
-          <w:szCs w:val="24"/>
-          <w:lang w:eastAsia="tr-TR"/>
-        </w:rPr>
-      </w:pPr>
-    </w:p>
-    <w:p>
-      <w:pPr>
-        <w:keepNext/>
-        <w:spacing w:after="0" w:line="307" w:lineRule="auto"/>
-        <w:ind w:firstLine="709"/>
-        <w:jc w:val="both"/>
-        <w:rPr>
-          <w:rFonts w:ascii="Times New Roman" w:eastAsia="Times New Roman" w:hAnsi="Times New Roman"/>
-          <w:sz w:val="24"/>
-          <w:szCs w:val="24"/>
-          <w:lang w:eastAsia="tr-TR"/>
-        </w:rPr>
-      </w:pPr>
-      <w:r>
-        <w:rPr>
-          <w:rFonts w:ascii="Times New Roman" w:eastAsia="Times New Roman" w:hAnsi="Times New Roman"/>
-          <w:i/>
-          <w:sz w:val="24"/>
-          <w:szCs w:val="24"/>
-          <w:lang w:eastAsia="tr-TR"/>
-        </w:rPr>
-        <w:t>B. Grev hakkı ve lokavt</w:t>
-      </w:r>
-    </w:p>
-    <w:p>
-      <w:pPr>
-        <w:keepNext/>
-        <w:spacing w:after="0" w:line="307" w:lineRule="auto"/>
-        <w:ind w:firstLine="709"/>
-        <w:jc w:val="both"/>
-        <w:rPr>
-          <w:rFonts w:ascii="Times New Roman" w:eastAsia="Times New Roman" w:hAnsi="Times New Roman"/>
-          <w:sz w:val="24"/>
-          <w:szCs w:val="24"/>
-          <w:lang w:eastAsia="tr-TR"/>
-        </w:rPr>
-      </w:pPr>
-      <w:r>
-        <w:rPr>
-          <w:rFonts w:ascii="Times New Roman" w:eastAsia="Times New Roman" w:hAnsi="Times New Roman"/>
-          <w:b/>
-          <w:sz w:val="24"/>
-          <w:szCs w:val="24"/>
-          <w:lang w:eastAsia="tr-TR"/>
-        </w:rPr>
-        <w:t>Madde 54 – </w:t>
-      </w:r>
-      <w:r>
-        <w:rPr>
-          <w:rFonts w:ascii="Times New Roman" w:eastAsia="Times New Roman" w:hAnsi="Times New Roman"/>
-          <w:sz w:val="24"/>
-          <w:szCs w:val="24"/>
-          <w:lang w:eastAsia="tr-TR"/>
-        </w:rPr>
-        <w:t>Toplu iş sözleşmesinin yapılması sırasında, uyuşmazlık çıkması halinde işçiler grev hakkına sahiptirler.  Bu hakkın kullanılmasının ve işverenin lokavta başvurmasının usul ve şartları ile kapsam ve istisnaları kanunla düzenlenir.</w:t>
-      </w:r>
-    </w:p>
-    <w:p>
-      <w:pPr>
-        <w:keepNext/>
-        <w:spacing w:after="0" w:line="307" w:lineRule="auto"/>
-        <w:ind w:firstLine="709"/>
-        <w:jc w:val="both"/>
-        <w:rPr>
-          <w:rFonts w:ascii="Times New Roman" w:eastAsia="Times New Roman" w:hAnsi="Times New Roman"/>
-          <w:sz w:val="24"/>
-          <w:szCs w:val="24"/>
-          <w:lang w:eastAsia="tr-TR"/>
-        </w:rPr>
-      </w:pPr>
-      <w:r>
-        <w:rPr>
-          <w:rFonts w:ascii="Times New Roman" w:eastAsia="Times New Roman" w:hAnsi="Times New Roman"/>
-          <w:sz w:val="24"/>
-          <w:szCs w:val="24"/>
-          <w:lang w:eastAsia="tr-TR"/>
-        </w:rPr>
-        <w:t>Grev hakkı ve lokavt iyiniyet kurallarına aykırı tarzda, toplum zararına ve milli serveti tahrip edecek şekilde kullanılamaz.</w:t>
-      </w:r>
-    </w:p>
-    <w:p>
-      <w:pPr>
-        <w:keepNext/>
-        <w:spacing w:after="0" w:line="307" w:lineRule="auto"/>
-        <w:ind w:firstLine="709"/>
-        <w:jc w:val="both"/>
-        <w:rPr>
-          <w:rFonts w:ascii="Times New Roman" w:eastAsia="Times New Roman" w:hAnsi="Times New Roman"/>
-          <w:sz w:val="24"/>
-          <w:szCs w:val="24"/>
-          <w:lang w:eastAsia="tr-TR"/>
-        </w:rPr>
-      </w:pPr>
-      <w:r>
-        <w:rPr>
-          <w:rFonts w:ascii="Times New Roman" w:eastAsia="Times New Roman" w:hAnsi="Times New Roman"/>
-          <w:sz w:val="24"/>
-          <w:szCs w:val="24"/>
-          <w:lang w:eastAsia="tr-TR"/>
-        </w:rPr>
-        <w:t>Grev ve lokavtın yasaklanabileceği veya ertelenebileceği haller ve işyerleri kanunla düzenlenir.</w:t>
-      </w:r>
-    </w:p>
-    <w:p>
-      <w:pPr>
-        <w:keepNext/>
-        <w:spacing w:after="0" w:line="307" w:lineRule="auto"/>
-        <w:ind w:firstLine="709"/>
-        <w:jc w:val="both"/>
-        <w:rPr>
-          <w:rFonts w:ascii="Times New Roman" w:eastAsia="Times New Roman" w:hAnsi="Times New Roman"/>
-          <w:sz w:val="24"/>
-          <w:szCs w:val="24"/>
-          <w:lang w:eastAsia="tr-TR"/>
-        </w:rPr>
-      </w:pPr>
-      <w:r>
-        <w:rPr>
-          <w:rFonts w:ascii="Times New Roman" w:eastAsia="Times New Roman" w:hAnsi="Times New Roman"/>
-          <w:sz w:val="24"/>
-          <w:szCs w:val="24"/>
-          <w:lang w:eastAsia="tr-TR"/>
-        </w:rPr>
-        <w:t>Grev ve lokavtın yasaklandığı hallerde veya ertelendiği durumlarda ertelemenin sonunda, uyuşmazlık Yüksek Hakem Kurulunca çözülür. Uyuşmazlığın her safhasında taraflar da anlaşarak Yüksek Hakem Kuruluna başvurabilir. Yüksek Hakem Kurulunun kararları kesindir ve toplu iş sözleşmesi hükmündedir.</w:t>
-      </w:r>
-    </w:p>
-    <w:p>
-      <w:pPr>
-        <w:keepNext/>
-        <w:spacing w:after="0" w:line="307" w:lineRule="auto"/>
-        <w:ind w:firstLine="709"/>
-        <w:jc w:val="both"/>
-        <w:rPr>
-          <w:rFonts w:ascii="Times New Roman" w:eastAsia="Times New Roman" w:hAnsi="Times New Roman"/>
-          <w:sz w:val="24"/>
-          <w:szCs w:val="24"/>
-          <w:lang w:eastAsia="tr-TR"/>
-        </w:rPr>
-      </w:pPr>
-      <w:r>
-        <w:rPr>
-          <w:rFonts w:ascii="Times New Roman" w:eastAsia="Times New Roman" w:hAnsi="Times New Roman"/>
-          <w:sz w:val="24"/>
-          <w:szCs w:val="24"/>
-          <w:lang w:eastAsia="tr-TR"/>
-        </w:rPr>
-        <w:lastRenderedPageBreak/>
-        <w:t>Yüksek hakem kurulunun kuruluş ve görevleri kanunla düzenlenir.</w:t>
-      </w:r>
-    </w:p>
-    <w:p>
-      <w:pPr>
-        <w:keepNext/>
-        <w:spacing w:after="0" w:line="307" w:lineRule="auto"/>
-        <w:ind w:firstLine="709"/>
-        <w:jc w:val="both"/>
-        <w:rPr>
-          <w:rFonts w:ascii="Times New Roman" w:eastAsia="Times New Roman" w:hAnsi="Times New Roman"/>
-          <w:sz w:val="24"/>
-          <w:szCs w:val="24"/>
-          <w:lang w:eastAsia="tr-TR"/>
-        </w:rPr>
-      </w:pPr>
-      <w:r>
-        <w:rPr>
-          <w:rFonts w:ascii="Times New Roman" w:eastAsia="Times New Roman" w:hAnsi="Times New Roman"/>
-          <w:sz w:val="24"/>
-          <w:szCs w:val="24"/>
-          <w:lang w:eastAsia="tr-TR"/>
-        </w:rPr>
-        <w:t>Greve katılmayanların işyerinde çalışmaları, greve katılanlar tarafından hiç bir şekilde engellenemez.</w:t>
-      </w:r>
-    </w:p>
-    <w:p>
-      <w:pPr>
-        <w:keepNext/>
-        <w:spacing w:after="0" w:line="307" w:lineRule="auto"/>
-        <w:ind w:firstLine="709"/>
-        <w:jc w:val="both"/>
-        <w:rPr>
-          <w:rFonts w:ascii="Times New Roman" w:eastAsia="Times New Roman" w:hAnsi="Times New Roman"/>
-          <w:sz w:val="24"/>
-          <w:szCs w:val="24"/>
-          <w:lang w:eastAsia="tr-TR"/>
-        </w:rPr>
-      </w:pPr>
-    </w:p>
-    <w:p>
-      <w:pPr>
-        <w:keepNext/>
-        <w:spacing w:after="0" w:line="307" w:lineRule="auto"/>
-        <w:ind w:firstLine="709"/>
-        <w:jc w:val="both"/>
-        <w:rPr>
-          <w:rFonts w:ascii="Times New Roman" w:eastAsia="Times New Roman" w:hAnsi="Times New Roman"/>
-          <w:sz w:val="24"/>
-          <w:szCs w:val="24"/>
-          <w:lang w:eastAsia="tr-TR"/>
-        </w:rPr>
-      </w:pPr>
-      <w:r>
-        <w:rPr>
-          <w:rFonts w:ascii="Times New Roman" w:eastAsia="Times New Roman" w:hAnsi="Times New Roman"/>
-          <w:i/>
-          <w:sz w:val="24"/>
-          <w:szCs w:val="24"/>
-          <w:lang w:eastAsia="tr-TR"/>
-        </w:rPr>
-        <w:t>VII.</w:t>
-      </w:r>
-      <w:r>
-        <w:rPr>
-          <w:rFonts w:ascii="Times New Roman" w:eastAsia="Times New Roman" w:hAnsi="Times New Roman"/>
-          <w:i/>
-          <w:sz w:val="24"/>
-          <w:szCs w:val="24"/>
-          <w:lang w:eastAsia="tr-TR"/>
-        </w:rPr>
-        <w:t xml:space="preserve"> Ücrette adalet sağlanması</w:t>
-      </w:r>
-    </w:p>
-    <w:p>
-      <w:pPr>
-        <w:keepNext/>
-        <w:spacing w:after="0" w:line="307" w:lineRule="auto"/>
-        <w:ind w:firstLine="709"/>
-        <w:jc w:val="both"/>
-        <w:rPr>
-          <w:rFonts w:ascii="Times New Roman" w:eastAsia="Times New Roman" w:hAnsi="Times New Roman"/>
-          <w:sz w:val="24"/>
-          <w:szCs w:val="24"/>
-          <w:lang w:eastAsia="tr-TR"/>
-        </w:rPr>
-      </w:pPr>
-      <w:r>
-        <w:rPr>
-          <w:rFonts w:ascii="Times New Roman" w:eastAsia="Times New Roman" w:hAnsi="Times New Roman"/>
-          <w:b/>
-          <w:sz w:val="24"/>
-          <w:szCs w:val="24"/>
-          <w:lang w:eastAsia="tr-TR"/>
-        </w:rPr>
-        <w:t>Madde 55 – </w:t>
-      </w:r>
-      <w:r>
-        <w:rPr>
-          <w:rFonts w:ascii="Times New Roman" w:eastAsia="Times New Roman" w:hAnsi="Times New Roman"/>
-          <w:sz w:val="24"/>
-          <w:szCs w:val="24"/>
-          <w:lang w:eastAsia="tr-TR"/>
-        </w:rPr>
-        <w:t xml:space="preserve">Ücret emeğin karşılığıdır. </w:t>
-      </w:r>
-    </w:p>
-    <w:p>
-      <w:pPr>
-        <w:keepNext/>
-        <w:spacing w:after="0" w:line="307" w:lineRule="auto"/>
-        <w:ind w:firstLine="709"/>
-        <w:jc w:val="both"/>
-        <w:rPr>
-          <w:rFonts w:ascii="Times New Roman" w:eastAsia="Times New Roman" w:hAnsi="Times New Roman"/>
-          <w:sz w:val="24"/>
-          <w:szCs w:val="24"/>
-          <w:lang w:eastAsia="tr-TR"/>
-        </w:rPr>
-      </w:pPr>
-      <w:r>
-        <w:rPr>
-          <w:rFonts w:ascii="Times New Roman" w:eastAsia="Times New Roman" w:hAnsi="Times New Roman"/>
-          <w:sz w:val="24"/>
-          <w:szCs w:val="24"/>
-          <w:lang w:eastAsia="tr-TR"/>
-        </w:rPr>
-        <w:t>Devlet, çalışanların yaptıkları işe uygun adaletli bir ücret elde etmeleri ve diğer sosyal yardımlardan yararlanmaları için gerekli tedbirleri alır.</w:t>
-      </w:r>
-    </w:p>
-    <w:p>
-      <w:pPr>
-        <w:keepNext/>
-        <w:spacing w:after="0" w:line="307" w:lineRule="auto"/>
-        <w:ind w:firstLine="709"/>
-        <w:jc w:val="both"/>
-        <w:outlineLvl w:val="0"/>
-        <w:rPr>
-          <w:rFonts w:ascii="Times New Roman" w:eastAsia="Times New Roman" w:hAnsi="Times New Roman"/>
-          <w:sz w:val="24"/>
-          <w:szCs w:val="24"/>
-          <w:lang w:eastAsia="tr-TR"/>
-        </w:rPr>
-      </w:pPr>
-      <w:r>
-        <w:rPr>
-          <w:rFonts w:ascii="Times New Roman" w:eastAsia="Times New Roman" w:hAnsi="Times New Roman"/>
-          <w:sz w:val="24"/>
-          <w:szCs w:val="24"/>
-          <w:lang w:eastAsia="tr-TR"/>
-        </w:rPr>
-        <w:t>Asgarî ücretin tespitinde çalışanların geçim şartları ile ülkenin ekonomik durumu da gözönünde bulundurulur.</w:t>
-      </w:r>
-    </w:p>
-    <w:p>
-      <w:pPr>
-        <w:keepNext/>
-        <w:spacing w:after="0" w:line="307" w:lineRule="auto"/>
-        <w:ind w:firstLine="709"/>
         <w:jc w:val="both"/>
         <w:rPr>
           <w:rFonts w:ascii="Times New Roman" w:eastAsia="Times New Roman" w:hAnsi="Times New Roman"/>
@@ -1642,7 +748,7 @@
 </file>
 
 <file path=word/endnotes.xml><?xml version="1.0" encoding="utf-8"?>
-<w:endnotes xmlns:wpc="http://schemas.microsoft.com/office/word/2010/wordprocessingCanvas" xmlns:cx="http://schemas.microsoft.com/office/drawing/2014/chartex" xmlns:cx1="http://schemas.microsoft.com/office/drawing/2015/9/8/chartex" xmlns:cx2="http://schemas.microsoft.com/office/drawing/2015/10/21/chartex" xmlns:cx3="http://schemas.microsoft.com/office/drawing/2016/5/9/chartex" xmlns:cx4="http://schemas.microsoft.com/office/drawing/2016/5/10/chartex" xmlns:cx5="http://schemas.microsoft.com/office/drawing/2016/5/11/chartex" xmlns:cx6="http://schemas.microsoft.com/office/drawing/2016/5/12/chartex" xmlns:cx7="http://schemas.microsoft.com/office/drawing/2016/5/13/chartex" xmlns:cx8="http://schemas.microsoft.com/office/drawing/2016/5/14/chartex" xmlns:mc="http://schemas.openxmlformats.org/markup-compatibility/2006" xmlns:aink="http://schemas.microsoft.com/office/drawing/2016/ink" xmlns:am3d="http://schemas.microsoft.com/office/drawing/2017/model3d" xmlns:o="urn:schemas-microsoft-com:office:office" xmlns:oel="http://schemas.microsoft.com/office/2019/extlst" xmlns:r="http://schemas.openxmlformats.org/officeDocument/2006/relationships" xmlns:m="http://schemas.openxmlformats.org/officeDocument/2006/math" xmlns:v="urn:schemas-microsoft-com:vml" xmlns:wp14="http://schemas.microsoft.com/office/word/2010/wordprocessingDrawing" xmlns:wp="http://schemas.openxmlformats.org/drawingml/2006/wordprocessingDrawing" xmlns:w10="urn:schemas-microsoft-com:office:word" xmlns:w="http://schemas.openxmlformats.org/wordprocessingml/2006/main" xmlns:w14="http://schemas.microsoft.com/office/word/2010/wordml" xmlns:w15="http://schemas.microsoft.com/office/word/2012/wordml" xmlns:w16cex="http://schemas.microsoft.com/office/word/2018/wordml/cex" xmlns:w16cid="http://schemas.microsoft.com/office/word/2016/wordml/cid" xmlns:w16="http://schemas.microsoft.com/office/word/2018/wordml" xmlns:w16du="http://schemas.microsoft.com/office/word/2023/wordml/word16du" xmlns:w16sdtdh="http://schemas.microsoft.com/office/word/2020/wordml/sdtdatahash" xmlns:w16sdtfl="http://schemas.microsoft.com/office/word/2024/wordml/sdtformatlock" xmlns:w16se="http://schemas.microsoft.com/office/word/2015/wordml/symex" xmlns:wpg="http://schemas.microsoft.com/office/word/2010/wordprocessingGroup" xmlns:wpi="http://schemas.microsoft.com/office/word/2010/wordprocessingInk" xmlns:wne="http://schemas.microsoft.com/office/word/2006/wordml" xmlns:wps="http://schemas.microsoft.com/office/word/2010/wordprocessingShape" mc:Ignorable="w14 w15 w16se w16cid w16 w16cex w16sdtdh w16sdtfl w16du wp14">
+<w:endnotes xmlns:wpc="http://schemas.microsoft.com/office/word/2010/wordprocessingCanvas" xmlns:cx="http://schemas.microsoft.com/office/drawing/2014/chartex" xmlns:cx1="http://schemas.microsoft.com/office/drawing/2015/9/8/chartex" xmlns:cx2="http://schemas.microsoft.com/office/drawing/2015/10/21/chartex" xmlns:cx3="http://schemas.microsoft.com/office/drawing/2016/5/9/chartex" xmlns:cx4="http://schemas.microsoft.com/office/drawing/2016/5/10/chartex" xmlns:cx5="http://schemas.microsoft.com/office/drawing/2016/5/11/chartex" xmlns:cx6="http://schemas.microsoft.com/office/drawing/2016/5/12/chartex" xmlns:cx7="http://schemas.microsoft.com/office/drawing/2016/5/13/chartex" xmlns:cx8="http://schemas.microsoft.com/office/drawing/2016/5/14/chartex" xmlns:mc="http://schemas.openxmlformats.org/markup-compatibility/2006" xmlns:aink="http://schemas.microsoft.com/office/drawing/2016/ink" xmlns:am3d="http://schemas.microsoft.com/office/drawing/2017/model3d" xmlns:o="urn:schemas-microsoft-com:office:office" xmlns:oel="http://schemas.microsoft.com/office/2019/extlst" xmlns:r="http://schemas.openxmlformats.org/officeDocument/2006/relationships" xmlns:m="http://schemas.openxmlformats.org/officeDocument/2006/math" xmlns:v="urn:schemas-microsoft-com:vml" xmlns:wp14="http://schemas.microsoft.com/office/word/2010/wordprocessingDrawing" xmlns:wp="http://schemas.openxmlformats.org/drawingml/2006/wordprocessingDrawing" xmlns:w10="urn:schemas-microsoft-com:office:word" xmlns:w="http://schemas.openxmlformats.org/wordprocessingml/2006/main" xmlns:w14="http://schemas.microsoft.com/office/word/2010/wordml" xmlns:w15="http://schemas.microsoft.com/office/word/2012/wordml" xmlns:w16cex="http://schemas.microsoft.com/office/word/2018/wordml/cex" xmlns:w16cid="http://schemas.microsoft.com/office/word/2016/wordml/cid" xmlns:w16="http://schemas.microsoft.com/office/word/2018/wordml" xmlns:w16sdtdh="http://schemas.microsoft.com/office/word/2020/wordml/sdtdatahash" xmlns:w16se="http://schemas.microsoft.com/office/word/2015/wordml/symex" xmlns:wpg="http://schemas.microsoft.com/office/word/2010/wordprocessingGroup" xmlns:wpi="http://schemas.microsoft.com/office/word/2010/wordprocessingInk" xmlns:wne="http://schemas.microsoft.com/office/word/2006/wordml" xmlns:wps="http://schemas.microsoft.com/office/word/2010/wordprocessingShape" mc:Ignorable="w14 w15 w16se w16cid w16 w16cex w16sdtdh wp14">
   <w:endnote w:type="separator" w:id="-1">
     <w:p>
       <w:pPr>
@@ -1667,7 +773,7 @@
 </file>
 
 <file path=word/footer1.xml><?xml version="1.0" encoding="utf-8"?>
-<w:ftr xmlns:wpc="http://schemas.microsoft.com/office/word/2010/wordprocessingCanvas" xmlns:cx="http://schemas.microsoft.com/office/drawing/2014/chartex" xmlns:cx1="http://schemas.microsoft.com/office/drawing/2015/9/8/chartex" xmlns:cx2="http://schemas.microsoft.com/office/drawing/2015/10/21/chartex" xmlns:cx3="http://schemas.microsoft.com/office/drawing/2016/5/9/chartex" xmlns:cx4="http://schemas.microsoft.com/office/drawing/2016/5/10/chartex" xmlns:cx5="http://schemas.microsoft.com/office/drawing/2016/5/11/chartex" xmlns:cx6="http://schemas.microsoft.com/office/drawing/2016/5/12/chartex" xmlns:cx7="http://schemas.microsoft.com/office/drawing/2016/5/13/chartex" xmlns:cx8="http://schemas.microsoft.com/office/drawing/2016/5/14/chartex" xmlns:mc="http://schemas.openxmlformats.org/markup-compatibility/2006" xmlns:aink="http://schemas.microsoft.com/office/drawing/2016/ink" xmlns:am3d="http://schemas.microsoft.com/office/drawing/2017/model3d" xmlns:o="urn:schemas-microsoft-com:office:office" xmlns:oel="http://schemas.microsoft.com/office/2019/extlst" xmlns:r="http://schemas.openxmlformats.org/officeDocument/2006/relationships" xmlns:m="http://schemas.openxmlformats.org/officeDocument/2006/math" xmlns:v="urn:schemas-microsoft-com:vml" xmlns:wp14="http://schemas.microsoft.com/office/word/2010/wordprocessingDrawing" xmlns:wp="http://schemas.openxmlformats.org/drawingml/2006/wordprocessingDrawing" xmlns:w10="urn:schemas-microsoft-com:office:word" xmlns:w="http://schemas.openxmlformats.org/wordprocessingml/2006/main" xmlns:w14="http://schemas.microsoft.com/office/word/2010/wordml" xmlns:w15="http://schemas.microsoft.com/office/word/2012/wordml" xmlns:w16cex="http://schemas.microsoft.com/office/word/2018/wordml/cex" xmlns:w16cid="http://schemas.microsoft.com/office/word/2016/wordml/cid" xmlns:w16="http://schemas.microsoft.com/office/word/2018/wordml" xmlns:w16du="http://schemas.microsoft.com/office/word/2023/wordml/word16du" xmlns:w16sdtdh="http://schemas.microsoft.com/office/word/2020/wordml/sdtdatahash" xmlns:w16sdtfl="http://schemas.microsoft.com/office/word/2024/wordml/sdtformatlock" xmlns:w16se="http://schemas.microsoft.com/office/word/2015/wordml/symex" xmlns:wpg="http://schemas.microsoft.com/office/word/2010/wordprocessingGroup" xmlns:wpi="http://schemas.microsoft.com/office/word/2010/wordprocessingInk" xmlns:wne="http://schemas.microsoft.com/office/word/2006/wordml" xmlns:wps="http://schemas.microsoft.com/office/word/2010/wordprocessingShape" mc:Ignorable="w14 w15 w16se w16cid w16 w16cex w16sdtdh w16sdtfl w16du wp14">
+<w:ftr xmlns:wpc="http://schemas.microsoft.com/office/word/2010/wordprocessingCanvas" xmlns:cx="http://schemas.microsoft.com/office/drawing/2014/chartex" xmlns:cx1="http://schemas.microsoft.com/office/drawing/2015/9/8/chartex" xmlns:cx2="http://schemas.microsoft.com/office/drawing/2015/10/21/chartex" xmlns:cx3="http://schemas.microsoft.com/office/drawing/2016/5/9/chartex" xmlns:cx4="http://schemas.microsoft.com/office/drawing/2016/5/10/chartex" xmlns:cx5="http://schemas.microsoft.com/office/drawing/2016/5/11/chartex" xmlns:cx6="http://schemas.microsoft.com/office/drawing/2016/5/12/chartex" xmlns:cx7="http://schemas.microsoft.com/office/drawing/2016/5/13/chartex" xmlns:cx8="http://schemas.microsoft.com/office/drawing/2016/5/14/chartex" xmlns:mc="http://schemas.openxmlformats.org/markup-compatibility/2006" xmlns:aink="http://schemas.microsoft.com/office/drawing/2016/ink" xmlns:am3d="http://schemas.microsoft.com/office/drawing/2017/model3d" xmlns:o="urn:schemas-microsoft-com:office:office" xmlns:oel="http://schemas.microsoft.com/office/2019/extlst" xmlns:r="http://schemas.openxmlformats.org/officeDocument/2006/relationships" xmlns:m="http://schemas.openxmlformats.org/officeDocument/2006/math" xmlns:v="urn:schemas-microsoft-com:vml" xmlns:wp14="http://schemas.microsoft.com/office/word/2010/wordprocessingDrawing" xmlns:wp="http://schemas.openxmlformats.org/drawingml/2006/wordprocessingDrawing" xmlns:w10="urn:schemas-microsoft-com:office:word" xmlns:w="http://schemas.openxmlformats.org/wordprocessingml/2006/main" xmlns:w14="http://schemas.microsoft.com/office/word/2010/wordml" xmlns:w15="http://schemas.microsoft.com/office/word/2012/wordml" xmlns:w16cex="http://schemas.microsoft.com/office/word/2018/wordml/cex" xmlns:w16cid="http://schemas.microsoft.com/office/word/2016/wordml/cid" xmlns:w16="http://schemas.microsoft.com/office/word/2018/wordml" xmlns:w16sdtdh="http://schemas.microsoft.com/office/word/2020/wordml/sdtdatahash" xmlns:w16se="http://schemas.microsoft.com/office/word/2015/wordml/symex" xmlns:wpg="http://schemas.microsoft.com/office/word/2010/wordprocessingGroup" xmlns:wpi="http://schemas.microsoft.com/office/word/2010/wordprocessingInk" xmlns:wne="http://schemas.microsoft.com/office/word/2006/wordml" xmlns:wps="http://schemas.microsoft.com/office/word/2010/wordprocessingShape" mc:Ignorable="w14 w15 w16se w16cid w16 w16cex w16sdtdh wp14">
   <w:p>
     <w:pPr>
       <w:pStyle w:val="AltBilgi"/>
@@ -1718,7 +824,7 @@
 </file>
 
 <file path=word/footer2.xml><?xml version="1.0" encoding="utf-8"?>
-<w:ftr xmlns:wpc="http://schemas.microsoft.com/office/word/2010/wordprocessingCanvas" xmlns:cx="http://schemas.microsoft.com/office/drawing/2014/chartex" xmlns:cx1="http://schemas.microsoft.com/office/drawing/2015/9/8/chartex" xmlns:cx2="http://schemas.microsoft.com/office/drawing/2015/10/21/chartex" xmlns:cx3="http://schemas.microsoft.com/office/drawing/2016/5/9/chartex" xmlns:cx4="http://schemas.microsoft.com/office/drawing/2016/5/10/chartex" xmlns:cx5="http://schemas.microsoft.com/office/drawing/2016/5/11/chartex" xmlns:cx6="http://schemas.microsoft.com/office/drawing/2016/5/12/chartex" xmlns:cx7="http://schemas.microsoft.com/office/drawing/2016/5/13/chartex" xmlns:cx8="http://schemas.microsoft.com/office/drawing/2016/5/14/chartex" xmlns:mc="http://schemas.openxmlformats.org/markup-compatibility/2006" xmlns:aink="http://schemas.microsoft.com/office/drawing/2016/ink" xmlns:am3d="http://schemas.microsoft.com/office/drawing/2017/model3d" xmlns:o="urn:schemas-microsoft-com:office:office" xmlns:oel="http://schemas.microsoft.com/office/2019/extlst" xmlns:r="http://schemas.openxmlformats.org/officeDocument/2006/relationships" xmlns:m="http://schemas.openxmlformats.org/officeDocument/2006/math" xmlns:v="urn:schemas-microsoft-com:vml" xmlns:wp14="http://schemas.microsoft.com/office/word/2010/wordprocessingDrawing" xmlns:wp="http://schemas.openxmlformats.org/drawingml/2006/wordprocessingDrawing" xmlns:w10="urn:schemas-microsoft-com:office:word" xmlns:w="http://schemas.openxmlformats.org/wordprocessingml/2006/main" xmlns:w14="http://schemas.microsoft.com/office/word/2010/wordml" xmlns:w15="http://schemas.microsoft.com/office/word/2012/wordml" xmlns:w16cex="http://schemas.microsoft.com/office/word/2018/wordml/cex" xmlns:w16cid="http://schemas.microsoft.com/office/word/2016/wordml/cid" xmlns:w16="http://schemas.microsoft.com/office/word/2018/wordml" xmlns:w16du="http://schemas.microsoft.com/office/word/2023/wordml/word16du" xmlns:w16sdtdh="http://schemas.microsoft.com/office/word/2020/wordml/sdtdatahash" xmlns:w16sdtfl="http://schemas.microsoft.com/office/word/2024/wordml/sdtformatlock" xmlns:w16se="http://schemas.microsoft.com/office/word/2015/wordml/symex" xmlns:wpg="http://schemas.microsoft.com/office/word/2010/wordprocessingGroup" xmlns:wpi="http://schemas.microsoft.com/office/word/2010/wordprocessingInk" xmlns:wne="http://schemas.microsoft.com/office/word/2006/wordml" xmlns:wps="http://schemas.microsoft.com/office/word/2010/wordprocessingShape" mc:Ignorable="w14 w15 w16se w16cid w16 w16cex w16sdtdh w16sdtfl w16du wp14">
+<w:ftr xmlns:wpc="http://schemas.microsoft.com/office/word/2010/wordprocessingCanvas" xmlns:cx="http://schemas.microsoft.com/office/drawing/2014/chartex" xmlns:cx1="http://schemas.microsoft.com/office/drawing/2015/9/8/chartex" xmlns:cx2="http://schemas.microsoft.com/office/drawing/2015/10/21/chartex" xmlns:cx3="http://schemas.microsoft.com/office/drawing/2016/5/9/chartex" xmlns:cx4="http://schemas.microsoft.com/office/drawing/2016/5/10/chartex" xmlns:cx5="http://schemas.microsoft.com/office/drawing/2016/5/11/chartex" xmlns:cx6="http://schemas.microsoft.com/office/drawing/2016/5/12/chartex" xmlns:cx7="http://schemas.microsoft.com/office/drawing/2016/5/13/chartex" xmlns:cx8="http://schemas.microsoft.com/office/drawing/2016/5/14/chartex" xmlns:mc="http://schemas.openxmlformats.org/markup-compatibility/2006" xmlns:aink="http://schemas.microsoft.com/office/drawing/2016/ink" xmlns:am3d="http://schemas.microsoft.com/office/drawing/2017/model3d" xmlns:o="urn:schemas-microsoft-com:office:office" xmlns:oel="http://schemas.microsoft.com/office/2019/extlst" xmlns:r="http://schemas.openxmlformats.org/officeDocument/2006/relationships" xmlns:m="http://schemas.openxmlformats.org/officeDocument/2006/math" xmlns:v="urn:schemas-microsoft-com:vml" xmlns:wp14="http://schemas.microsoft.com/office/word/2010/wordprocessingDrawing" xmlns:wp="http://schemas.openxmlformats.org/drawingml/2006/wordprocessingDrawing" xmlns:w10="urn:schemas-microsoft-com:office:word" xmlns:w="http://schemas.openxmlformats.org/wordprocessingml/2006/main" xmlns:w14="http://schemas.microsoft.com/office/word/2010/wordml" xmlns:w15="http://schemas.microsoft.com/office/word/2012/wordml" xmlns:w16cex="http://schemas.microsoft.com/office/word/2018/wordml/cex" xmlns:w16cid="http://schemas.microsoft.com/office/word/2016/wordml/cid" xmlns:w16="http://schemas.microsoft.com/office/word/2018/wordml" xmlns:w16sdtdh="http://schemas.microsoft.com/office/word/2020/wordml/sdtdatahash" xmlns:w16se="http://schemas.microsoft.com/office/word/2015/wordml/symex" xmlns:wpg="http://schemas.microsoft.com/office/word/2010/wordprocessingGroup" xmlns:wpi="http://schemas.microsoft.com/office/word/2010/wordprocessingInk" xmlns:wne="http://schemas.microsoft.com/office/word/2006/wordml" xmlns:wps="http://schemas.microsoft.com/office/word/2010/wordprocessingShape" mc:Ignorable="w14 w15 w16se w16cid w16 w16cex w16sdtdh wp14">
   <w:p>
     <w:pPr>
       <w:pStyle w:val="AltBilgi"/>
@@ -1753,7 +859,7 @@
 </file>
 
 <file path=word/footer3.xml><?xml version="1.0" encoding="utf-8"?>
-<w:ftr xmlns:wpc="http://schemas.microsoft.com/office/word/2010/wordprocessingCanvas" xmlns:cx="http://schemas.microsoft.com/office/drawing/2014/chartex" xmlns:cx1="http://schemas.microsoft.com/office/drawing/2015/9/8/chartex" xmlns:cx2="http://schemas.microsoft.com/office/drawing/2015/10/21/chartex" xmlns:cx3="http://schemas.microsoft.com/office/drawing/2016/5/9/chartex" xmlns:cx4="http://schemas.microsoft.com/office/drawing/2016/5/10/chartex" xmlns:cx5="http://schemas.microsoft.com/office/drawing/2016/5/11/chartex" xmlns:cx6="http://schemas.microsoft.com/office/drawing/2016/5/12/chartex" xmlns:cx7="http://schemas.microsoft.com/office/drawing/2016/5/13/chartex" xmlns:cx8="http://schemas.microsoft.com/office/drawing/2016/5/14/chartex" xmlns:mc="http://schemas.openxmlformats.org/markup-compatibility/2006" xmlns:aink="http://schemas.microsoft.com/office/drawing/2016/ink" xmlns:am3d="http://schemas.microsoft.com/office/drawing/2017/model3d" xmlns:o="urn:schemas-microsoft-com:office:office" xmlns:oel="http://schemas.microsoft.com/office/2019/extlst" xmlns:r="http://schemas.openxmlformats.org/officeDocument/2006/relationships" xmlns:m="http://schemas.openxmlformats.org/officeDocument/2006/math" xmlns:v="urn:schemas-microsoft-com:vml" xmlns:wp14="http://schemas.microsoft.com/office/word/2010/wordprocessingDrawing" xmlns:wp="http://schemas.openxmlformats.org/drawingml/2006/wordprocessingDrawing" xmlns:w10="urn:schemas-microsoft-com:office:word" xmlns:w="http://schemas.openxmlformats.org/wordprocessingml/2006/main" xmlns:w14="http://schemas.microsoft.com/office/word/2010/wordml" xmlns:w15="http://schemas.microsoft.com/office/word/2012/wordml" xmlns:w16cex="http://schemas.microsoft.com/office/word/2018/wordml/cex" xmlns:w16cid="http://schemas.microsoft.com/office/word/2016/wordml/cid" xmlns:w16="http://schemas.microsoft.com/office/word/2018/wordml" xmlns:w16du="http://schemas.microsoft.com/office/word/2023/wordml/word16du" xmlns:w16sdtdh="http://schemas.microsoft.com/office/word/2020/wordml/sdtdatahash" xmlns:w16sdtfl="http://schemas.microsoft.com/office/word/2024/wordml/sdtformatlock" xmlns:w16se="http://schemas.microsoft.com/office/word/2015/wordml/symex" xmlns:wpg="http://schemas.microsoft.com/office/word/2010/wordprocessingGroup" xmlns:wpi="http://schemas.microsoft.com/office/word/2010/wordprocessingInk" xmlns:wne="http://schemas.microsoft.com/office/word/2006/wordml" xmlns:wps="http://schemas.microsoft.com/office/word/2010/wordprocessingShape" mc:Ignorable="w14 w15 w16se w16cid w16 w16cex w16sdtdh w16sdtfl w16du wp14">
+<w:ftr xmlns:wpc="http://schemas.microsoft.com/office/word/2010/wordprocessingCanvas" xmlns:cx="http://schemas.microsoft.com/office/drawing/2014/chartex" xmlns:cx1="http://schemas.microsoft.com/office/drawing/2015/9/8/chartex" xmlns:cx2="http://schemas.microsoft.com/office/drawing/2015/10/21/chartex" xmlns:cx3="http://schemas.microsoft.com/office/drawing/2016/5/9/chartex" xmlns:cx4="http://schemas.microsoft.com/office/drawing/2016/5/10/chartex" xmlns:cx5="http://schemas.microsoft.com/office/drawing/2016/5/11/chartex" xmlns:cx6="http://schemas.microsoft.com/office/drawing/2016/5/12/chartex" xmlns:cx7="http://schemas.microsoft.com/office/drawing/2016/5/13/chartex" xmlns:cx8="http://schemas.microsoft.com/office/drawing/2016/5/14/chartex" xmlns:mc="http://schemas.openxmlformats.org/markup-compatibility/2006" xmlns:aink="http://schemas.microsoft.com/office/drawing/2016/ink" xmlns:am3d="http://schemas.microsoft.com/office/drawing/2017/model3d" xmlns:o="urn:schemas-microsoft-com:office:office" xmlns:oel="http://schemas.microsoft.com/office/2019/extlst" xmlns:r="http://schemas.openxmlformats.org/officeDocument/2006/relationships" xmlns:m="http://schemas.openxmlformats.org/officeDocument/2006/math" xmlns:v="urn:schemas-microsoft-com:vml" xmlns:wp14="http://schemas.microsoft.com/office/word/2010/wordprocessingDrawing" xmlns:wp="http://schemas.openxmlformats.org/drawingml/2006/wordprocessingDrawing" xmlns:w10="urn:schemas-microsoft-com:office:word" xmlns:w="http://schemas.openxmlformats.org/wordprocessingml/2006/main" xmlns:w14="http://schemas.microsoft.com/office/word/2010/wordml" xmlns:w15="http://schemas.microsoft.com/office/word/2012/wordml" xmlns:w16cex="http://schemas.microsoft.com/office/word/2018/wordml/cex" xmlns:w16cid="http://schemas.microsoft.com/office/word/2016/wordml/cid" xmlns:w16="http://schemas.microsoft.com/office/word/2018/wordml" xmlns:w16sdtdh="http://schemas.microsoft.com/office/word/2020/wordml/sdtdatahash" xmlns:w16se="http://schemas.microsoft.com/office/word/2015/wordml/symex" xmlns:wpg="http://schemas.microsoft.com/office/word/2010/wordprocessingGroup" xmlns:wpi="http://schemas.microsoft.com/office/word/2010/wordprocessingInk" xmlns:wne="http://schemas.microsoft.com/office/word/2006/wordml" xmlns:wps="http://schemas.microsoft.com/office/word/2010/wordprocessingShape" mc:Ignorable="w14 w15 w16se w16cid w16 w16cex w16sdtdh wp14">
   <w:p>
     <w:pPr>
       <w:pStyle w:val="AltBilgi"/>
@@ -1809,7 +915,7 @@
 </file>
 
 <file path=word/footnotes.xml><?xml version="1.0" encoding="utf-8"?>
-<w:footnotes xmlns:wpc="http://schemas.microsoft.com/office/word/2010/wordprocessingCanvas" xmlns:cx="http://schemas.microsoft.com/office/drawing/2014/chartex" xmlns:cx1="http://schemas.microsoft.com/office/drawing/2015/9/8/chartex" xmlns:cx2="http://schemas.microsoft.com/office/drawing/2015/10/21/chartex" xmlns:cx3="http://schemas.microsoft.com/office/drawing/2016/5/9/chartex" xmlns:cx4="http://schemas.microsoft.com/office/drawing/2016/5/10/chartex" xmlns:cx5="http://schemas.microsoft.com/office/drawing/2016/5/11/chartex" xmlns:cx6="http://schemas.microsoft.com/office/drawing/2016/5/12/chartex" xmlns:cx7="http://schemas.microsoft.com/office/drawing/2016/5/13/chartex" xmlns:cx8="http://schemas.microsoft.com/office/drawing/2016/5/14/chartex" xmlns:mc="http://schemas.openxmlformats.org/markup-compatibility/2006" xmlns:aink="http://schemas.microsoft.com/office/drawing/2016/ink" xmlns:am3d="http://schemas.microsoft.com/office/drawing/2017/model3d" xmlns:o="urn:schemas-microsoft-com:office:office" xmlns:oel="http://schemas.microsoft.com/office/2019/extlst" xmlns:r="http://schemas.openxmlformats.org/officeDocument/2006/relationships" xmlns:m="http://schemas.openxmlformats.org/officeDocument/2006/math" xmlns:v="urn:schemas-microsoft-com:vml" xmlns:wp14="http://schemas.microsoft.com/office/word/2010/wordprocessingDrawing" xmlns:wp="http://schemas.openxmlformats.org/drawingml/2006/wordprocessingDrawing" xmlns:w10="urn:schemas-microsoft-com:office:word" xmlns:w="http://schemas.openxmlformats.org/wordprocessingml/2006/main" xmlns:w14="http://schemas.microsoft.com/office/word/2010/wordml" xmlns:w15="http://schemas.microsoft.com/office/word/2012/wordml" xmlns:w16cex="http://schemas.microsoft.com/office/word/2018/wordml/cex" xmlns:w16cid="http://schemas.microsoft.com/office/word/2016/wordml/cid" xmlns:w16="http://schemas.microsoft.com/office/word/2018/wordml" xmlns:w16du="http://schemas.microsoft.com/office/word/2023/wordml/word16du" xmlns:w16sdtdh="http://schemas.microsoft.com/office/word/2020/wordml/sdtdatahash" xmlns:w16sdtfl="http://schemas.microsoft.com/office/word/2024/wordml/sdtformatlock" xmlns:w16se="http://schemas.microsoft.com/office/word/2015/wordml/symex" xmlns:wpg="http://schemas.microsoft.com/office/word/2010/wordprocessingGroup" xmlns:wpi="http://schemas.microsoft.com/office/word/2010/wordprocessingInk" xmlns:wne="http://schemas.microsoft.com/office/word/2006/wordml" xmlns:wps="http://schemas.microsoft.com/office/word/2010/wordprocessingShape" mc:Ignorable="w14 w15 w16se w16cid w16 w16cex w16sdtdh w16sdtfl w16du wp14">
+<w:footnotes xmlns:wpc="http://schemas.microsoft.com/office/word/2010/wordprocessingCanvas" xmlns:cx="http://schemas.microsoft.com/office/drawing/2014/chartex" xmlns:cx1="http://schemas.microsoft.com/office/drawing/2015/9/8/chartex" xmlns:cx2="http://schemas.microsoft.com/office/drawing/2015/10/21/chartex" xmlns:cx3="http://schemas.microsoft.com/office/drawing/2016/5/9/chartex" xmlns:cx4="http://schemas.microsoft.com/office/drawing/2016/5/10/chartex" xmlns:cx5="http://schemas.microsoft.com/office/drawing/2016/5/11/chartex" xmlns:cx6="http://schemas.microsoft.com/office/drawing/2016/5/12/chartex" xmlns:cx7="http://schemas.microsoft.com/office/drawing/2016/5/13/chartex" xmlns:cx8="http://schemas.microsoft.com/office/drawing/2016/5/14/chartex" xmlns:mc="http://schemas.openxmlformats.org/markup-compatibility/2006" xmlns:aink="http://schemas.microsoft.com/office/drawing/2016/ink" xmlns:am3d="http://schemas.microsoft.com/office/drawing/2017/model3d" xmlns:o="urn:schemas-microsoft-com:office:office" xmlns:oel="http://schemas.microsoft.com/office/2019/extlst" xmlns:r="http://schemas.openxmlformats.org/officeDocument/2006/relationships" xmlns:m="http://schemas.openxmlformats.org/officeDocument/2006/math" xmlns:v="urn:schemas-microsoft-com:vml" xmlns:wp14="http://schemas.microsoft.com/office/word/2010/wordprocessingDrawing" xmlns:wp="http://schemas.openxmlformats.org/drawingml/2006/wordprocessingDrawing" xmlns:w10="urn:schemas-microsoft-com:office:word" xmlns:w="http://schemas.openxmlformats.org/wordprocessingml/2006/main" xmlns:w14="http://schemas.microsoft.com/office/word/2010/wordml" xmlns:w15="http://schemas.microsoft.com/office/word/2012/wordml" xmlns:w16cex="http://schemas.microsoft.com/office/word/2018/wordml/cex" xmlns:w16cid="http://schemas.microsoft.com/office/word/2016/wordml/cid" xmlns:w16="http://schemas.microsoft.com/office/word/2018/wordml" xmlns:w16sdtdh="http://schemas.microsoft.com/office/word/2020/wordml/sdtdatahash" xmlns:w16se="http://schemas.microsoft.com/office/word/2015/wordml/symex" xmlns:wpg="http://schemas.microsoft.com/office/word/2010/wordprocessingGroup" xmlns:wpi="http://schemas.microsoft.com/office/word/2010/wordprocessingInk" xmlns:wne="http://schemas.microsoft.com/office/word/2006/wordml" xmlns:wps="http://schemas.microsoft.com/office/word/2010/wordprocessingShape" mc:Ignorable="w14 w15 w16se w16cid w16 w16cex w16sdtdh wp14">
   <w:footnote w:type="separator" w:id="-1">
     <w:p>
       <w:pPr>
@@ -1827,79 +933,6 @@
       </w:pPr>
       <w:r>
         <w:continuationSeparator/>
-      </w:r>
-    </w:p>
-  </w:footnote>
-  <w:footnote w:id="1">
-    <w:p>
-      <w:pPr>
-        <w:keepNext/>
-        <w:tabs>
-          <w:tab w:val="left" w:pos="284"/>
-        </w:tabs>
-        <w:spacing w:after="0" w:line="240" w:lineRule="auto"/>
-        <w:jc w:val="both"/>
-        <w:rPr>
-          <w:rFonts w:ascii="Times New Roman" w:eastAsia="Times New Roman" w:hAnsi="Times New Roman"/>
-          <w:i/>
-          <w:lang w:eastAsia="tr-TR"/>
-        </w:rPr>
-      </w:pPr>
-    </w:p>
-  </w:footnote>
-  <w:footnote w:id="2">
-    <w:p>
-      <w:pPr>
-        <w:pStyle w:val="DipnotMetni"/>
-        <w:jc w:val="both"/>
-        <w:rPr>
-          <w:sz w:val="22"/>
-          <w:szCs w:val="22"/>
-        </w:rPr>
-      </w:pPr>
-    </w:p>
-  </w:footnote>
-  <w:footnote w:id="3">
-    <w:p>
-      <w:pPr>
-        <w:pStyle w:val="DipnotMetni"/>
-        <w:jc w:val="both"/>
-        <w:rPr>
-          <w:sz w:val="22"/>
-          <w:szCs w:val="22"/>
-        </w:rPr>
-      </w:pPr>
-    </w:p>
-  </w:footnote>
-  <w:footnote w:id="4">
-    <w:p>
-      <w:pPr>
-        <w:pStyle w:val="DipnotMetni"/>
-        <w:jc w:val="both"/>
-        <w:rPr>
-          <w:sz w:val="22"/>
-          <w:szCs w:val="22"/>
-        </w:rPr>
-      </w:pPr>
-    </w:p>
-  </w:footnote>
-  <w:footnote w:id="5">
-    <w:p>
-      <w:pPr>
-        <w:pStyle w:val="DipnotMetni"/>
-        <w:jc w:val="both"/>
-        <w:rPr>
-          <w:sz w:val="22"/>
-          <w:szCs w:val="22"/>
-        </w:rPr>
-      </w:pPr>
-      <w:r>
-        <w:rPr>
-          <w:rStyle w:val="DipnotBavurusu"/>
-          <w:sz w:val="22"/>
-          <w:szCs w:val="22"/>
-        </w:rPr>
-        <w:footnoteRef/>
       </w:r>
     </w:p>
   </w:footnote>
@@ -1907,7 +940,7 @@
 </file>
 
 <file path=word/header1.xml><?xml version="1.0" encoding="utf-8"?>
-<w:hdr xmlns:wpc="http://schemas.microsoft.com/office/word/2010/wordprocessingCanvas" xmlns:cx="http://schemas.microsoft.com/office/drawing/2014/chartex" xmlns:cx1="http://schemas.microsoft.com/office/drawing/2015/9/8/chartex" xmlns:cx2="http://schemas.microsoft.com/office/drawing/2015/10/21/chartex" xmlns:cx3="http://schemas.microsoft.com/office/drawing/2016/5/9/chartex" xmlns:cx4="http://schemas.microsoft.com/office/drawing/2016/5/10/chartex" xmlns:cx5="http://schemas.microsoft.com/office/drawing/2016/5/11/chartex" xmlns:cx6="http://schemas.microsoft.com/office/drawing/2016/5/12/chartex" xmlns:cx7="http://schemas.microsoft.com/office/drawing/2016/5/13/chartex" xmlns:cx8="http://schemas.microsoft.com/office/drawing/2016/5/14/chartex" xmlns:mc="http://schemas.openxmlformats.org/markup-compatibility/2006" xmlns:aink="http://schemas.microsoft.com/office/drawing/2016/ink" xmlns:am3d="http://schemas.microsoft.com/office/drawing/2017/model3d" xmlns:o="urn:schemas-microsoft-com:office:office" xmlns:oel="http://schemas.microsoft.com/office/2019/extlst" xmlns:r="http://schemas.openxmlformats.org/officeDocument/2006/relationships" xmlns:m="http://schemas.openxmlformats.org/officeDocument/2006/math" xmlns:v="urn:schemas-microsoft-com:vml" xmlns:wp14="http://schemas.microsoft.com/office/word/2010/wordprocessingDrawing" xmlns:wp="http://schemas.openxmlformats.org/drawingml/2006/wordprocessingDrawing" xmlns:w10="urn:schemas-microsoft-com:office:word" xmlns:w="http://schemas.openxmlformats.org/wordprocessingml/2006/main" xmlns:w14="http://schemas.microsoft.com/office/word/2010/wordml" xmlns:w15="http://schemas.microsoft.com/office/word/2012/wordml" xmlns:w16cex="http://schemas.microsoft.com/office/word/2018/wordml/cex" xmlns:w16cid="http://schemas.microsoft.com/office/word/2016/wordml/cid" xmlns:w16="http://schemas.microsoft.com/office/word/2018/wordml" xmlns:w16du="http://schemas.microsoft.com/office/word/2023/wordml/word16du" xmlns:w16sdtdh="http://schemas.microsoft.com/office/word/2020/wordml/sdtdatahash" xmlns:w16sdtfl="http://schemas.microsoft.com/office/word/2024/wordml/sdtformatlock" xmlns:w16se="http://schemas.microsoft.com/office/word/2015/wordml/symex" xmlns:wpg="http://schemas.microsoft.com/office/word/2010/wordprocessingGroup" xmlns:wpi="http://schemas.microsoft.com/office/word/2010/wordprocessingInk" xmlns:wne="http://schemas.microsoft.com/office/word/2006/wordml" xmlns:wps="http://schemas.microsoft.com/office/word/2010/wordprocessingShape" mc:Ignorable="w14 w15 w16se w16cid w16 w16cex w16sdtdh w16sdtfl w16du wp14">
+<w:hdr xmlns:wpc="http://schemas.microsoft.com/office/word/2010/wordprocessingCanvas" xmlns:cx="http://schemas.microsoft.com/office/drawing/2014/chartex" xmlns:cx1="http://schemas.microsoft.com/office/drawing/2015/9/8/chartex" xmlns:cx2="http://schemas.microsoft.com/office/drawing/2015/10/21/chartex" xmlns:cx3="http://schemas.microsoft.com/office/drawing/2016/5/9/chartex" xmlns:cx4="http://schemas.microsoft.com/office/drawing/2016/5/10/chartex" xmlns:cx5="http://schemas.microsoft.com/office/drawing/2016/5/11/chartex" xmlns:cx6="http://schemas.microsoft.com/office/drawing/2016/5/12/chartex" xmlns:cx7="http://schemas.microsoft.com/office/drawing/2016/5/13/chartex" xmlns:cx8="http://schemas.microsoft.com/office/drawing/2016/5/14/chartex" xmlns:mc="http://schemas.openxmlformats.org/markup-compatibility/2006" xmlns:aink="http://schemas.microsoft.com/office/drawing/2016/ink" xmlns:am3d="http://schemas.microsoft.com/office/drawing/2017/model3d" xmlns:o="urn:schemas-microsoft-com:office:office" xmlns:oel="http://schemas.microsoft.com/office/2019/extlst" xmlns:r="http://schemas.openxmlformats.org/officeDocument/2006/relationships" xmlns:m="http://schemas.openxmlformats.org/officeDocument/2006/math" xmlns:v="urn:schemas-microsoft-com:vml" xmlns:wp14="http://schemas.microsoft.com/office/word/2010/wordprocessingDrawing" xmlns:wp="http://schemas.openxmlformats.org/drawingml/2006/wordprocessingDrawing" xmlns:w10="urn:schemas-microsoft-com:office:word" xmlns:w="http://schemas.openxmlformats.org/wordprocessingml/2006/main" xmlns:w14="http://schemas.microsoft.com/office/word/2010/wordml" xmlns:w15="http://schemas.microsoft.com/office/word/2012/wordml" xmlns:w16cex="http://schemas.microsoft.com/office/word/2018/wordml/cex" xmlns:w16cid="http://schemas.microsoft.com/office/word/2016/wordml/cid" xmlns:w16="http://schemas.microsoft.com/office/word/2018/wordml" xmlns:w16sdtdh="http://schemas.microsoft.com/office/word/2020/wordml/sdtdatahash" xmlns:w16se="http://schemas.microsoft.com/office/word/2015/wordml/symex" xmlns:wpg="http://schemas.microsoft.com/office/word/2010/wordprocessingGroup" xmlns:wpi="http://schemas.microsoft.com/office/word/2010/wordprocessingInk" xmlns:wne="http://schemas.microsoft.com/office/word/2006/wordml" xmlns:wps="http://schemas.microsoft.com/office/word/2010/wordprocessingShape" mc:Ignorable="w14 w15 w16se w16cid w16 w16cex w16sdtdh wp14">
   <w:p>
     <w:pPr>
       <w:pStyle w:val="stBilgi"/>
@@ -1918,7 +951,7 @@
 </file>
 
 <file path=word/numbering.xml><?xml version="1.0" encoding="utf-8"?>
-<w:numbering xmlns:wpc="http://schemas.microsoft.com/office/word/2010/wordprocessingCanvas" xmlns:cx="http://schemas.microsoft.com/office/drawing/2014/chartex" xmlns:cx1="http://schemas.microsoft.com/office/drawing/2015/9/8/chartex" xmlns:cx2="http://schemas.microsoft.com/office/drawing/2015/10/21/chartex" xmlns:cx3="http://schemas.microsoft.com/office/drawing/2016/5/9/chartex" xmlns:cx4="http://schemas.microsoft.com/office/drawing/2016/5/10/chartex" xmlns:cx5="http://schemas.microsoft.com/office/drawing/2016/5/11/chartex" xmlns:cx6="http://schemas.microsoft.com/office/drawing/2016/5/12/chartex" xmlns:cx7="http://schemas.microsoft.com/office/drawing/2016/5/13/chartex" xmlns:cx8="http://schemas.microsoft.com/office/drawing/2016/5/14/chartex" xmlns:mc="http://schemas.openxmlformats.org/markup-compatibility/2006" xmlns:aink="http://schemas.microsoft.com/office/drawing/2016/ink" xmlns:am3d="http://schemas.microsoft.com/office/drawing/2017/model3d" xmlns:o="urn:schemas-microsoft-com:office:office" xmlns:oel="http://schemas.microsoft.com/office/2019/extlst" xmlns:r="http://schemas.openxmlformats.org/officeDocument/2006/relationships" xmlns:m="http://schemas.openxmlformats.org/officeDocument/2006/math" xmlns:v="urn:schemas-microsoft-com:vml" xmlns:wp14="http://schemas.microsoft.com/office/word/2010/wordprocessingDrawing" xmlns:wp="http://schemas.openxmlformats.org/drawingml/2006/wordprocessingDrawing" xmlns:w10="urn:schemas-microsoft-com:office:word" xmlns:w="http://schemas.openxmlformats.org/wordprocessingml/2006/main" xmlns:w14="http://schemas.microsoft.com/office/word/2010/wordml" xmlns:w15="http://schemas.microsoft.com/office/word/2012/wordml" xmlns:w16cex="http://schemas.microsoft.com/office/word/2018/wordml/cex" xmlns:w16cid="http://schemas.microsoft.com/office/word/2016/wordml/cid" xmlns:w16="http://schemas.microsoft.com/office/word/2018/wordml" xmlns:w16du="http://schemas.microsoft.com/office/word/2023/wordml/word16du" xmlns:w16sdtdh="http://schemas.microsoft.com/office/word/2020/wordml/sdtdatahash" xmlns:w16sdtfl="http://schemas.microsoft.com/office/word/2024/wordml/sdtformatlock" xmlns:w16se="http://schemas.microsoft.com/office/word/2015/wordml/symex" xmlns:wpg="http://schemas.microsoft.com/office/word/2010/wordprocessingGroup" xmlns:wpi="http://schemas.microsoft.com/office/word/2010/wordprocessingInk" xmlns:wne="http://schemas.microsoft.com/office/word/2006/wordml" xmlns:wps="http://schemas.microsoft.com/office/word/2010/wordprocessingShape" mc:Ignorable="w14 w15 w16se w16cid w16 w16cex w16sdtdh w16sdtfl w16du wp14">
+<w:numbering xmlns:wpc="http://schemas.microsoft.com/office/word/2010/wordprocessingCanvas" xmlns:cx="http://schemas.microsoft.com/office/drawing/2014/chartex" xmlns:cx1="http://schemas.microsoft.com/office/drawing/2015/9/8/chartex" xmlns:cx2="http://schemas.microsoft.com/office/drawing/2015/10/21/chartex" xmlns:cx3="http://schemas.microsoft.com/office/drawing/2016/5/9/chartex" xmlns:cx4="http://schemas.microsoft.com/office/drawing/2016/5/10/chartex" xmlns:cx5="http://schemas.microsoft.com/office/drawing/2016/5/11/chartex" xmlns:cx6="http://schemas.microsoft.com/office/drawing/2016/5/12/chartex" xmlns:cx7="http://schemas.microsoft.com/office/drawing/2016/5/13/chartex" xmlns:cx8="http://schemas.microsoft.com/office/drawing/2016/5/14/chartex" xmlns:mc="http://schemas.openxmlformats.org/markup-compatibility/2006" xmlns:aink="http://schemas.microsoft.com/office/drawing/2016/ink" xmlns:am3d="http://schemas.microsoft.com/office/drawing/2017/model3d" xmlns:o="urn:schemas-microsoft-com:office:office" xmlns:oel="http://schemas.microsoft.com/office/2019/extlst" xmlns:r="http://schemas.openxmlformats.org/officeDocument/2006/relationships" xmlns:m="http://schemas.openxmlformats.org/officeDocument/2006/math" xmlns:v="urn:schemas-microsoft-com:vml" xmlns:wp14="http://schemas.microsoft.com/office/word/2010/wordprocessingDrawing" xmlns:wp="http://schemas.openxmlformats.org/drawingml/2006/wordprocessingDrawing" xmlns:w10="urn:schemas-microsoft-com:office:word" xmlns:w="http://schemas.openxmlformats.org/wordprocessingml/2006/main" xmlns:w14="http://schemas.microsoft.com/office/word/2010/wordml" xmlns:w15="http://schemas.microsoft.com/office/word/2012/wordml" xmlns:w16cex="http://schemas.microsoft.com/office/word/2018/wordml/cex" xmlns:w16cid="http://schemas.microsoft.com/office/word/2016/wordml/cid" xmlns:w16="http://schemas.microsoft.com/office/word/2018/wordml" xmlns:w16sdtdh="http://schemas.microsoft.com/office/word/2020/wordml/sdtdatahash" xmlns:w16se="http://schemas.microsoft.com/office/word/2015/wordml/symex" xmlns:wpg="http://schemas.microsoft.com/office/word/2010/wordprocessingGroup" xmlns:wpi="http://schemas.microsoft.com/office/word/2010/wordprocessingInk" xmlns:wne="http://schemas.microsoft.com/office/word/2006/wordml" xmlns:wps="http://schemas.microsoft.com/office/word/2010/wordprocessingShape" mc:Ignorable="w14 w15 w16se w16cid w16 w16cex w16sdtdh wp14">
   <w:abstractNum w:abstractNumId="0" w15:restartNumberingAfterBreak="0">
     <w:nsid w:val="116A49FA"/>
     <w:multiLevelType w:val="singleLevel"/>
@@ -2562,7 +1595,7 @@
 </file>
 
 <file path=word/styles.xml><?xml version="1.0" encoding="utf-8"?>
-<w:styles xmlns:mc="http://schemas.openxmlformats.org/markup-compatibility/2006" xmlns:r="http://schemas.openxmlformats.org/officeDocument/2006/relationships" xmlns:w="http://schemas.openxmlformats.org/wordprocessingml/2006/main" xmlns:w14="http://schemas.microsoft.com/office/word/2010/wordml" xmlns:w15="http://schemas.microsoft.com/office/word/2012/wordml" xmlns:w16cex="http://schemas.microsoft.com/office/word/2018/wordml/cex" xmlns:w16cid="http://schemas.microsoft.com/office/word/2016/wordml/cid" xmlns:w16="http://schemas.microsoft.com/office/word/2018/wordml" xmlns:w16du="http://schemas.microsoft.com/office/word/2023/wordml/word16du" xmlns:w16sdtdh="http://schemas.microsoft.com/office/word/2020/wordml/sdtdatahash" xmlns:w16sdtfl="http://schemas.microsoft.com/office/word/2024/wordml/sdtformatlock" xmlns:w16se="http://schemas.microsoft.com/office/word/2015/wordml/symex" mc:Ignorable="w14 w15 w16se w16cid w16 w16cex w16sdtdh w16sdtfl w16du">
+<w:styles xmlns:mc="http://schemas.openxmlformats.org/markup-compatibility/2006" xmlns:r="http://schemas.openxmlformats.org/officeDocument/2006/relationships" xmlns:w="http://schemas.openxmlformats.org/wordprocessingml/2006/main" xmlns:w14="http://schemas.microsoft.com/office/word/2010/wordml" xmlns:w15="http://schemas.microsoft.com/office/word/2012/wordml" xmlns:w16cex="http://schemas.microsoft.com/office/word/2018/wordml/cex" xmlns:w16cid="http://schemas.microsoft.com/office/word/2016/wordml/cid" xmlns:w16="http://schemas.microsoft.com/office/word/2018/wordml" xmlns:w16sdtdh="http://schemas.microsoft.com/office/word/2020/wordml/sdtdatahash" xmlns:w16se="http://schemas.microsoft.com/office/word/2015/wordml/symex" mc:Ignorable="w14 w15 w16se w16cid w16 w16cex w16sdtdh">
   <w:docDefaults>
     <w:rPrDefault>
       <w:rPr>
